--- a/BDA/Exp_9_Ahmed.docx
+++ b/BDA/Exp_9_Ahmed.docx
@@ -1,6 +1,6 @@
 
 <file path=word/document.xml><?xml version="1.0" encoding="utf-8"?>
-<w:document xmlns:wpc="http://schemas.microsoft.com/office/word/2010/wordprocessingCanvas" xmlns:cx="http://schemas.microsoft.com/office/drawing/2014/chartex" xmlns:cx1="http://schemas.microsoft.com/office/drawing/2015/9/8/chartex" xmlns:cx2="http://schemas.microsoft.com/office/drawing/2015/10/21/chartex" xmlns:cx3="http://schemas.microsoft.com/office/drawing/2016/5/9/chartex" xmlns:cx4="http://schemas.microsoft.com/office/drawing/2016/5/10/chartex" xmlns:cx5="http://schemas.microsoft.com/office/drawing/2016/5/11/chartex" xmlns:cx6="http://schemas.microsoft.com/office/drawing/2016/5/12/chartex" xmlns:cx7="http://schemas.microsoft.com/office/drawing/2016/5/13/chartex" xmlns:cx8="http://schemas.microsoft.com/office/drawing/2016/5/14/chartex" xmlns:mc="http://schemas.openxmlformats.org/markup-compatibility/2006" xmlns:aink="http://schemas.microsoft.com/office/drawing/2016/ink" xmlns:am3d="http://schemas.microsoft.com/office/drawing/2017/model3d" xmlns:o="urn:schemas-microsoft-com:office:office" xmlns:oel="http://schemas.microsoft.com/office/2019/extlst" xmlns:r="http://schemas.openxmlformats.org/officeDocument/2006/relationships" xmlns:m="http://schemas.openxmlformats.org/officeDocument/2006/math" xmlns:v="urn:schemas-microsoft-com:vml" xmlns:wp14="http://schemas.microsoft.com/office/word/2010/wordprocessingDrawing" xmlns:wp="http://schemas.openxmlformats.org/drawingml/2006/wordprocessingDrawing" xmlns:w10="urn:schemas-microsoft-com:office:word" xmlns:w="http://schemas.openxmlformats.org/wordprocessingml/2006/main" xmlns:w14="http://schemas.microsoft.com/office/word/2010/wordml" xmlns:w15="http://schemas.microsoft.com/office/word/2012/wordml" xmlns:w16cei="http://schemas.microsoft.com/office/word/2026/wordml/cei" xmlns:w16cex="http://schemas.microsoft.com/office/word/2018/wordml/cex" xmlns:w16cid="http://schemas.microsoft.com/office/word/2016/wordml/cid" xmlns:w16="http://schemas.microsoft.com/office/word/2018/wordml" xmlns:w16du="http://schemas.microsoft.com/office/word/2023/wordml/word16du" xmlns:w16sdtdh="http://schemas.microsoft.com/office/word/2020/wordml/sdtdatahash" xmlns:w16sdtfl="http://schemas.microsoft.com/office/word/2024/wordml/sdtformatlock" xmlns:w16se="http://schemas.microsoft.com/office/word/2015/wordml/symex" xmlns:wpg="http://schemas.microsoft.com/office/word/2010/wordprocessingGroup" xmlns:wpi="http://schemas.microsoft.com/office/word/2010/wordprocessingInk" xmlns:wne="http://schemas.microsoft.com/office/word/2006/wordml" xmlns:wps="http://schemas.microsoft.com/office/word/2010/wordprocessingShape" mc:Ignorable="w14 w15 w16se w16cid w16 w16cex w16sdtdh w16sdtfl w16du wp14">
+<w:document xmlns:wpc="http://schemas.microsoft.com/office/word/2010/wordprocessingCanvas" xmlns:cx="http://schemas.microsoft.com/office/drawing/2014/chartex" xmlns:cx1="http://schemas.microsoft.com/office/drawing/2015/9/8/chartex" xmlns:cx2="http://schemas.microsoft.com/office/drawing/2015/10/21/chartex" xmlns:cx3="http://schemas.microsoft.com/office/drawing/2016/5/9/chartex" xmlns:cx4="http://schemas.microsoft.com/office/drawing/2016/5/10/chartex" xmlns:cx5="http://schemas.microsoft.com/office/drawing/2016/5/11/chartex" xmlns:cx6="http://schemas.microsoft.com/office/drawing/2016/5/12/chartex" xmlns:cx7="http://schemas.microsoft.com/office/drawing/2016/5/13/chartex" xmlns:cx8="http://schemas.microsoft.com/office/drawing/2016/5/14/chartex" xmlns:mc="http://schemas.openxmlformats.org/markup-compatibility/2006" xmlns:aink="http://schemas.microsoft.com/office/drawing/2016/ink" xmlns:am3d="http://schemas.microsoft.com/office/drawing/2017/model3d" xmlns:o="urn:schemas-microsoft-com:office:office" xmlns:oel="http://schemas.microsoft.com/office/2019/extlst" xmlns:r="http://schemas.openxmlformats.org/officeDocument/2006/relationships" xmlns:m="http://schemas.openxmlformats.org/officeDocument/2006/math" xmlns:v="urn:schemas-microsoft-com:vml" xmlns:wp14="http://schemas.microsoft.com/office/word/2010/wordprocessingDrawing" xmlns:wp="http://schemas.openxmlformats.org/drawingml/2006/wordprocessingDrawing" xmlns:w10="urn:schemas-microsoft-com:office:word" xmlns:w="http://schemas.openxmlformats.org/wordprocessingml/2006/main" xmlns:w14="http://schemas.microsoft.com/office/word/2010/wordml" xmlns:w15="http://schemas.microsoft.com/office/word/2012/wordml" xmlns:w16cex="http://schemas.microsoft.com/office/word/2018/wordml/cex" xmlns:w16cid="http://schemas.microsoft.com/office/word/2016/wordml/cid" xmlns:w16="http://schemas.microsoft.com/office/word/2018/wordml" xmlns:w16du="http://schemas.microsoft.com/office/word/2023/wordml/word16du" xmlns:w16sdtdh="http://schemas.microsoft.com/office/word/2020/wordml/sdtdatahash" xmlns:w16sdtfl="http://schemas.microsoft.com/office/word/2024/wordml/sdtformatlock" xmlns:w16se="http://schemas.microsoft.com/office/word/2015/wordml/symex" xmlns:wpg="http://schemas.microsoft.com/office/word/2010/wordprocessingGroup" xmlns:wpi="http://schemas.microsoft.com/office/word/2010/wordprocessingInk" xmlns:wne="http://schemas.microsoft.com/office/word/2006/wordml" xmlns:wps="http://schemas.microsoft.com/office/word/2010/wordprocessingShape" mc:Ignorable="w14 w15 w16se w16cid w16 w16cex w16sdtdh w16sdtfl w16du wp14">
   <w:body>
     <w:p>
       <w:pPr>
@@ -96,6 +96,7 @@
         </w:rPr>
         <w:t xml:space="preserve">The </w:t>
       </w:r>
+      <w:proofErr w:type="spellStart"/>
       <w:r>
         <w:rPr>
           <w:rFonts w:ascii="Times New Roman" w:hAnsi="Times New Roman" w:cs="Times New Roman"/>
@@ -103,7 +104,17 @@
           <w:bCs/>
           <w:lang w:val="en-IN"/>
         </w:rPr>
-        <w:t>Flajolet-Martin (FM) algorithm</w:t>
+        <w:t>Flajolet</w:t>
+      </w:r>
+      <w:proofErr w:type="spellEnd"/>
+      <w:r>
+        <w:rPr>
+          <w:rFonts w:ascii="Times New Roman" w:hAnsi="Times New Roman" w:cs="Times New Roman"/>
+          <w:b/>
+          <w:bCs/>
+          <w:lang w:val="en-IN"/>
+        </w:rPr>
+        <w:t>-Martin (FM) algorithm</w:t>
       </w:r>
       <w:r>
         <w:rPr>
@@ -442,7 +453,25 @@
           <w:bCs/>
           <w:lang w:val="en-IN"/>
         </w:rPr>
-        <w:t>Estimated cardinality} \approx 2^m </w:t>
+        <w:t>Estimated cardinality} \</w:t>
+      </w:r>
+      <w:proofErr w:type="spellStart"/>
+      <w:r>
+        <w:rPr>
+          <w:rFonts w:ascii="Times New Roman" w:hAnsi="Times New Roman" w:cs="Times New Roman"/>
+          <w:bCs/>
+          <w:lang w:val="en-IN"/>
+        </w:rPr>
+        <w:t>approx</w:t>
+      </w:r>
+      <w:proofErr w:type="spellEnd"/>
+      <w:r>
+        <w:rPr>
+          <w:rFonts w:ascii="Times New Roman" w:hAnsi="Times New Roman" w:cs="Times New Roman"/>
+          <w:bCs/>
+          <w:lang w:val="en-IN"/>
+        </w:rPr>
+        <w:t xml:space="preserve"> 2^m </w:t>
       </w:r>
     </w:p>
     <w:p>
@@ -625,18 +654,366 @@
       <w:pPr>
         <w:rPr>
           <w:rFonts w:ascii="Times New Roman" w:hAnsi="Times New Roman" w:cs="Times New Roman"/>
-          <w:bCs/>
-          <w:lang w:val="en-IN"/>
-        </w:rPr>
-      </w:pPr>
-      <w:r>
-        <w:rPr>
-          <w:rFonts w:ascii="Times New Roman" w:hAnsi="Times New Roman" w:cs="Times New Roman"/>
           <w:b/>
           <w:bCs/>
           <w:lang w:val="en-IN"/>
         </w:rPr>
+      </w:pPr>
+      <w:r>
+        <w:rPr>
+          <w:rFonts w:ascii="Times New Roman" w:hAnsi="Times New Roman" w:cs="Times New Roman"/>
+          <w:b/>
+          <w:bCs/>
+          <w:lang w:val="en-IN"/>
+        </w:rPr>
         <w:lastRenderedPageBreak/>
+        <w:t>Types of Stream Data</w:t>
+      </w:r>
+    </w:p>
+    <w:p>
+      <w:pPr>
+        <w:rPr>
+          <w:rFonts w:ascii="Times New Roman" w:hAnsi="Times New Roman" w:cs="Times New Roman"/>
+          <w:lang w:val="en-IN"/>
+        </w:rPr>
+      </w:pPr>
+      <w:r>
+        <w:rPr>
+          <w:rFonts w:ascii="Times New Roman" w:hAnsi="Times New Roman" w:cs="Times New Roman"/>
+          <w:lang w:val="en-IN"/>
+        </w:rPr>
+        <w:t>Here are the most common examples of stream data across different industries:</w:t>
+      </w:r>
+    </w:p>
+    <w:p>
+      <w:pPr>
+        <w:rPr>
+          <w:rFonts w:ascii="Times New Roman" w:hAnsi="Times New Roman" w:cs="Times New Roman"/>
+          <w:lang w:val="en-IN"/>
+        </w:rPr>
+      </w:pPr>
+      <w:r>
+        <w:rPr>
+          <w:rFonts w:ascii="Times New Roman" w:hAnsi="Times New Roman" w:cs="Times New Roman"/>
+          <w:lang w:val="en-IN"/>
+        </w:rPr>
+        <w:t>Digital &amp; Web Activity</w:t>
+      </w:r>
+    </w:p>
+    <w:p>
+      <w:pPr>
+        <w:numPr>
+          <w:ilvl w:val="0"/>
+          <w:numId w:val="8"/>
+        </w:numPr>
+        <w:rPr>
+          <w:rFonts w:ascii="Times New Roman" w:hAnsi="Times New Roman" w:cs="Times New Roman"/>
+          <w:lang w:val="en-IN"/>
+        </w:rPr>
+      </w:pPr>
+      <w:r>
+        <w:rPr>
+          <w:rFonts w:ascii="Times New Roman" w:hAnsi="Times New Roman" w:cs="Times New Roman"/>
+          <w:lang w:val="en-IN"/>
+        </w:rPr>
+        <w:t>Clickstream data: Real-time user clicks, page views, and navigation paths on a website (e.g., tracking an e-commerce shopping session).</w:t>
+      </w:r>
+    </w:p>
+    <w:p>
+      <w:pPr>
+        <w:numPr>
+          <w:ilvl w:val="0"/>
+          <w:numId w:val="8"/>
+        </w:numPr>
+        <w:rPr>
+          <w:rFonts w:ascii="Times New Roman" w:hAnsi="Times New Roman" w:cs="Times New Roman"/>
+          <w:lang w:val="en-IN"/>
+        </w:rPr>
+      </w:pPr>
+      <w:r>
+        <w:rPr>
+          <w:rFonts w:ascii="Times New Roman" w:hAnsi="Times New Roman" w:cs="Times New Roman"/>
+          <w:lang w:val="en-IN"/>
+        </w:rPr>
+        <w:t>Social media feeds: A live stream of global tweets, posts, comments, or likes happening every second.</w:t>
+      </w:r>
+    </w:p>
+    <w:p>
+      <w:pPr>
+        <w:numPr>
+          <w:ilvl w:val="0"/>
+          <w:numId w:val="8"/>
+        </w:numPr>
+        <w:rPr>
+          <w:rFonts w:ascii="Times New Roman" w:hAnsi="Times New Roman" w:cs="Times New Roman"/>
+          <w:lang w:val="en-IN"/>
+        </w:rPr>
+      </w:pPr>
+      <w:r>
+        <w:rPr>
+          <w:rFonts w:ascii="Times New Roman" w:hAnsi="Times New Roman" w:cs="Times New Roman"/>
+          <w:lang w:val="en-IN"/>
+        </w:rPr>
+        <w:t>Search queries: Millions of search terms typed into Google or Bing concurrently.</w:t>
+      </w:r>
+    </w:p>
+    <w:p>
+      <w:pPr>
+        <w:rPr>
+          <w:rFonts w:ascii="Times New Roman" w:hAnsi="Times New Roman" w:cs="Times New Roman"/>
+          <w:lang w:val="en-IN"/>
+        </w:rPr>
+      </w:pPr>
+      <w:r>
+        <w:rPr>
+          <w:rFonts w:ascii="Times New Roman" w:hAnsi="Times New Roman" w:cs="Times New Roman"/>
+          <w:lang w:val="en-IN"/>
+        </w:rPr>
+        <w:t>Internet of Things (IoT) &amp; Telemetry</w:t>
+      </w:r>
+    </w:p>
+    <w:p>
+      <w:pPr>
+        <w:numPr>
+          <w:ilvl w:val="0"/>
+          <w:numId w:val="9"/>
+        </w:numPr>
+        <w:rPr>
+          <w:rFonts w:ascii="Times New Roman" w:hAnsi="Times New Roman" w:cs="Times New Roman"/>
+          <w:lang w:val="en-IN"/>
+        </w:rPr>
+      </w:pPr>
+      <w:r>
+        <w:rPr>
+          <w:rFonts w:ascii="Times New Roman" w:hAnsi="Times New Roman" w:cs="Times New Roman"/>
+          <w:lang w:val="en-IN"/>
+        </w:rPr>
+        <w:t>Sensor metrics: Continuous temperature, pressure, or vibration readings from manufacturing factory machinery.</w:t>
+      </w:r>
+    </w:p>
+    <w:p>
+      <w:pPr>
+        <w:numPr>
+          <w:ilvl w:val="0"/>
+          <w:numId w:val="9"/>
+        </w:numPr>
+        <w:rPr>
+          <w:rFonts w:ascii="Times New Roman" w:hAnsi="Times New Roman" w:cs="Times New Roman"/>
+          <w:lang w:val="en-IN"/>
+        </w:rPr>
+      </w:pPr>
+      <w:r>
+        <w:rPr>
+          <w:rFonts w:ascii="Times New Roman" w:hAnsi="Times New Roman" w:cs="Times New Roman"/>
+          <w:lang w:val="en-IN"/>
+        </w:rPr>
+        <w:t>Smart home logs: Real-time power consumption or temperature data from smart meters and thermostats.</w:t>
+      </w:r>
+    </w:p>
+    <w:p>
+      <w:pPr>
+        <w:numPr>
+          <w:ilvl w:val="0"/>
+          <w:numId w:val="9"/>
+        </w:numPr>
+        <w:rPr>
+          <w:rFonts w:ascii="Times New Roman" w:hAnsi="Times New Roman" w:cs="Times New Roman"/>
+          <w:lang w:val="en-IN"/>
+        </w:rPr>
+      </w:pPr>
+      <w:r>
+        <w:rPr>
+          <w:rFonts w:ascii="Times New Roman" w:hAnsi="Times New Roman" w:cs="Times New Roman"/>
+          <w:lang w:val="en-IN"/>
+        </w:rPr>
+        <w:t>Health trackers: Live heart rate, step count, and sleep data uploaded by smartwatches.</w:t>
+      </w:r>
+    </w:p>
+    <w:p>
+      <w:pPr>
+        <w:rPr>
+          <w:rFonts w:ascii="Times New Roman" w:hAnsi="Times New Roman" w:cs="Times New Roman"/>
+          <w:lang w:val="en-IN"/>
+        </w:rPr>
+      </w:pPr>
+      <w:r>
+        <w:rPr>
+          <w:rFonts w:ascii="Times New Roman" w:hAnsi="Times New Roman" w:cs="Times New Roman"/>
+          <w:lang w:val="en-IN"/>
+        </w:rPr>
+        <w:t>Financial Services</w:t>
+      </w:r>
+    </w:p>
+    <w:p>
+      <w:pPr>
+        <w:numPr>
+          <w:ilvl w:val="0"/>
+          <w:numId w:val="10"/>
+        </w:numPr>
+        <w:rPr>
+          <w:rFonts w:ascii="Times New Roman" w:hAnsi="Times New Roman" w:cs="Times New Roman"/>
+          <w:lang w:val="en-IN"/>
+        </w:rPr>
+      </w:pPr>
+      <w:r>
+        <w:rPr>
+          <w:rFonts w:ascii="Times New Roman" w:hAnsi="Times New Roman" w:cs="Times New Roman"/>
+          <w:lang w:val="en-IN"/>
+        </w:rPr>
+        <w:t>Stock market feeds: Instantaneous price updates, trade volumes, and bid-ask spreads for global stocks and crypto.</w:t>
+      </w:r>
+    </w:p>
+    <w:p>
+      <w:pPr>
+        <w:numPr>
+          <w:ilvl w:val="0"/>
+          <w:numId w:val="10"/>
+        </w:numPr>
+        <w:rPr>
+          <w:rFonts w:ascii="Times New Roman" w:hAnsi="Times New Roman" w:cs="Times New Roman"/>
+          <w:lang w:val="en-IN"/>
+        </w:rPr>
+      </w:pPr>
+      <w:r>
+        <w:rPr>
+          <w:rFonts w:ascii="Times New Roman" w:hAnsi="Times New Roman" w:cs="Times New Roman"/>
+          <w:lang w:val="en-IN"/>
+        </w:rPr>
+        <w:t>Credit card swipes: A continuous stream of transaction locations and amounts used to detect instant fraud.</w:t>
+      </w:r>
+    </w:p>
+    <w:p>
+      <w:pPr>
+        <w:rPr>
+          <w:rFonts w:ascii="Times New Roman" w:hAnsi="Times New Roman" w:cs="Times New Roman"/>
+          <w:lang w:val="en-IN"/>
+        </w:rPr>
+      </w:pPr>
+      <w:r>
+        <w:rPr>
+          <w:rFonts w:ascii="Times New Roman" w:hAnsi="Times New Roman" w:cs="Times New Roman"/>
+          <w:lang w:val="en-IN"/>
+        </w:rPr>
+        <w:t>Logistics &amp; Mobility</w:t>
+      </w:r>
+    </w:p>
+    <w:p>
+      <w:pPr>
+        <w:numPr>
+          <w:ilvl w:val="0"/>
+          <w:numId w:val="11"/>
+        </w:numPr>
+        <w:rPr>
+          <w:rFonts w:ascii="Times New Roman" w:hAnsi="Times New Roman" w:cs="Times New Roman"/>
+          <w:lang w:val="en-IN"/>
+        </w:rPr>
+      </w:pPr>
+      <w:r>
+        <w:rPr>
+          <w:rFonts w:ascii="Times New Roman" w:hAnsi="Times New Roman" w:cs="Times New Roman"/>
+          <w:lang w:val="en-IN"/>
+        </w:rPr>
+        <w:t>GPS location tracking: Live coordinates from delivery trucks, rideshare vehicles (Uber/Ola), or commercial airplanes.</w:t>
+      </w:r>
+    </w:p>
+    <w:p>
+      <w:pPr>
+        <w:numPr>
+          <w:ilvl w:val="0"/>
+          <w:numId w:val="11"/>
+        </w:numPr>
+        <w:rPr>
+          <w:rFonts w:ascii="Times New Roman" w:hAnsi="Times New Roman" w:cs="Times New Roman"/>
+          <w:lang w:val="en-IN"/>
+        </w:rPr>
+      </w:pPr>
+      <w:r>
+        <w:rPr>
+          <w:rFonts w:ascii="Times New Roman" w:hAnsi="Times New Roman" w:cs="Times New Roman"/>
+          <w:lang w:val="en-IN"/>
+        </w:rPr>
+        <w:t>Traffic cameras: Live feeds measuring vehicle counts and speeds to adjust city traffic lights dynamically.</w:t>
+      </w:r>
+    </w:p>
+    <w:p>
+      <w:pPr>
+        <w:rPr>
+          <w:rFonts w:ascii="Times New Roman" w:hAnsi="Times New Roman" w:cs="Times New Roman"/>
+          <w:lang w:val="en-IN"/>
+        </w:rPr>
+      </w:pPr>
+      <w:r>
+        <w:rPr>
+          <w:rFonts w:ascii="Times New Roman" w:hAnsi="Times New Roman" w:cs="Times New Roman"/>
+          <w:lang w:val="en-IN"/>
+        </w:rPr>
+        <w:t>IT Systems &amp; Security</w:t>
+      </w:r>
+    </w:p>
+    <w:p>
+      <w:pPr>
+        <w:numPr>
+          <w:ilvl w:val="0"/>
+          <w:numId w:val="12"/>
+        </w:numPr>
+        <w:rPr>
+          <w:rFonts w:ascii="Times New Roman" w:hAnsi="Times New Roman" w:cs="Times New Roman"/>
+          <w:lang w:val="en-IN"/>
+        </w:rPr>
+      </w:pPr>
+      <w:r>
+        <w:rPr>
+          <w:rFonts w:ascii="Times New Roman" w:hAnsi="Times New Roman" w:cs="Times New Roman"/>
+          <w:lang w:val="en-IN"/>
+        </w:rPr>
+        <w:t>Server log files: Real-time system performance data, error tracking, and login requests across cloud servers.</w:t>
+      </w:r>
+    </w:p>
+    <w:p>
+      <w:pPr>
+        <w:numPr>
+          <w:ilvl w:val="0"/>
+          <w:numId w:val="12"/>
+        </w:numPr>
+        <w:rPr>
+          <w:rFonts w:ascii="Times New Roman" w:hAnsi="Times New Roman" w:cs="Times New Roman"/>
+          <w:lang w:val="en-IN"/>
+        </w:rPr>
+      </w:pPr>
+      <w:r>
+        <w:rPr>
+          <w:rFonts w:ascii="Times New Roman" w:hAnsi="Times New Roman" w:cs="Times New Roman"/>
+          <w:lang w:val="en-IN"/>
+        </w:rPr>
+        <w:lastRenderedPageBreak/>
+        <w:t>Network traffic: Incoming and outgoing data packets used by firewalls to block cybersecurity threats instantly.</w:t>
+      </w:r>
+    </w:p>
+    <w:p>
+      <w:pPr>
+        <w:rPr>
+          <w:rFonts w:ascii="Times New Roman" w:hAnsi="Times New Roman" w:cs="Times New Roman"/>
+          <w:b/>
+          <w:bCs/>
+          <w:lang w:val="en-IN"/>
+        </w:rPr>
+      </w:pPr>
+    </w:p>
+    <w:p>
+      <w:pPr>
+        <w:rPr>
+          <w:rFonts w:ascii="Times New Roman" w:hAnsi="Times New Roman" w:cs="Times New Roman"/>
+          <w:bCs/>
+          <w:lang w:val="en-IN"/>
+        </w:rPr>
+      </w:pPr>
+      <w:r>
+        <w:rPr>
+          <w:rFonts w:ascii="Times New Roman" w:hAnsi="Times New Roman" w:cs="Times New Roman"/>
+          <w:b/>
+          <w:bCs/>
+          <w:lang w:val="en-IN"/>
+        </w:rPr>
         <w:t>Applications</w:t>
       </w:r>
     </w:p>
@@ -1170,6 +1547,7 @@
           <w:bCs/>
           <w:lang w:val="en-IN"/>
         </w:rPr>
+        <w:lastRenderedPageBreak/>
         <w:t>Approximate results</w:t>
       </w:r>
       <w:r>
@@ -1230,7 +1608,6 @@
           <w:bCs/>
           <w:lang w:val="en-IN"/>
         </w:rPr>
-        <w:lastRenderedPageBreak/>
         <w:t>Variance in estimates</w:t>
       </w:r>
       <w:r>
@@ -1338,6 +1715,7 @@
         </w:rPr>
         <w:t xml:space="preserve"> </w:t>
       </w:r>
+      <w:proofErr w:type="spellStart"/>
       <w:r>
         <w:rPr>
           <w:rFonts w:ascii="Consolas" w:eastAsia="Times New Roman" w:hAnsi="Consolas" w:cs="Times New Roman"/>
@@ -1348,6 +1726,7 @@
         </w:rPr>
         <w:t>FMAlgorithm</w:t>
       </w:r>
+      <w:proofErr w:type="spellEnd"/>
       <w:r>
         <w:rPr>
           <w:rFonts w:ascii="Consolas" w:eastAsia="Times New Roman" w:hAnsi="Consolas" w:cs="Times New Roman"/>
@@ -1409,7 +1788,29 @@
           <w:szCs w:val="21"/>
           <w:lang w:val="en-IN" w:eastAsia="en-IN"/>
         </w:rPr>
-        <w:t>__init__</w:t>
+        <w:t>__</w:t>
+      </w:r>
+      <w:proofErr w:type="spellStart"/>
+      <w:r>
+        <w:rPr>
+          <w:rFonts w:ascii="Consolas" w:eastAsia="Times New Roman" w:hAnsi="Consolas" w:cs="Times New Roman"/>
+          <w:color w:val="00FFFF"/>
+          <w:sz w:val="21"/>
+          <w:szCs w:val="21"/>
+          <w:lang w:val="en-IN" w:eastAsia="en-IN"/>
+        </w:rPr>
+        <w:t>init</w:t>
+      </w:r>
+      <w:proofErr w:type="spellEnd"/>
+      <w:r>
+        <w:rPr>
+          <w:rFonts w:ascii="Consolas" w:eastAsia="Times New Roman" w:hAnsi="Consolas" w:cs="Times New Roman"/>
+          <w:color w:val="00FFFF"/>
+          <w:sz w:val="21"/>
+          <w:szCs w:val="21"/>
+          <w:lang w:val="en-IN" w:eastAsia="en-IN"/>
+        </w:rPr>
+        <w:t>__</w:t>
       </w:r>
       <w:r>
         <w:rPr>
@@ -1464,6 +1865,7 @@
         </w:rPr>
         <w:t xml:space="preserve">        </w:t>
       </w:r>
+      <w:proofErr w:type="spellStart"/>
       <w:r>
         <w:rPr>
           <w:rFonts w:ascii="Consolas" w:eastAsia="Times New Roman" w:hAnsi="Consolas" w:cs="Times New Roman"/>
@@ -1484,7 +1886,18 @@
           <w:szCs w:val="21"/>
           <w:lang w:val="en-IN" w:eastAsia="en-IN"/>
         </w:rPr>
-        <w:t xml:space="preserve">.max_trailing_zeros </w:t>
+        <w:t>.max_trailing_zeros</w:t>
+      </w:r>
+      <w:proofErr w:type="spellEnd"/>
+      <w:r>
+        <w:rPr>
+          <w:rFonts w:ascii="Consolas" w:eastAsia="Times New Roman" w:hAnsi="Consolas" w:cs="Times New Roman"/>
+          <w:color w:val="FFFFFF"/>
+          <w:sz w:val="21"/>
+          <w:szCs w:val="21"/>
+          <w:lang w:val="en-IN" w:eastAsia="en-IN"/>
+        </w:rPr>
+        <w:t xml:space="preserve"> </w:t>
       </w:r>
       <w:r>
         <w:rPr>
@@ -1580,7 +1993,18 @@
           <w:szCs w:val="21"/>
           <w:lang w:val="en-IN" w:eastAsia="en-IN"/>
         </w:rPr>
-        <w:t>_hash_</w:t>
+        <w:t>_</w:t>
+      </w:r>
+      <w:proofErr w:type="spellStart"/>
+      <w:r>
+        <w:rPr>
+          <w:rFonts w:ascii="Consolas" w:eastAsia="Times New Roman" w:hAnsi="Consolas" w:cs="Times New Roman"/>
+          <w:color w:val="00FFFF"/>
+          <w:sz w:val="21"/>
+          <w:szCs w:val="21"/>
+          <w:lang w:val="en-IN" w:eastAsia="en-IN"/>
+        </w:rPr>
+        <w:t>hash_</w:t>
       </w:r>
       <w:proofErr w:type="gramStart"/>
       <w:r>
@@ -1593,6 +2017,7 @@
         </w:rPr>
         <w:t>function</w:t>
       </w:r>
+      <w:proofErr w:type="spellEnd"/>
       <w:r>
         <w:rPr>
           <w:rFonts w:ascii="Consolas" w:eastAsia="Times New Roman" w:hAnsi="Consolas" w:cs="Times New Roman"/>
@@ -1791,7 +2216,18 @@
           <w:szCs w:val="21"/>
           <w:lang w:val="en-IN" w:eastAsia="en-IN"/>
         </w:rPr>
-        <w:t>_count_trailing_</w:t>
+        <w:t>_</w:t>
+      </w:r>
+      <w:proofErr w:type="spellStart"/>
+      <w:r>
+        <w:rPr>
+          <w:rFonts w:ascii="Consolas" w:eastAsia="Times New Roman" w:hAnsi="Consolas" w:cs="Times New Roman"/>
+          <w:color w:val="00FFFF"/>
+          <w:sz w:val="21"/>
+          <w:szCs w:val="21"/>
+          <w:lang w:val="en-IN" w:eastAsia="en-IN"/>
+        </w:rPr>
+        <w:t>count_trailing_</w:t>
       </w:r>
       <w:proofErr w:type="gramStart"/>
       <w:r>
@@ -1804,6 +2240,7 @@
         </w:rPr>
         <w:t>zeros</w:t>
       </w:r>
+      <w:proofErr w:type="spellEnd"/>
       <w:r>
         <w:rPr>
           <w:rFonts w:ascii="Consolas" w:eastAsia="Times New Roman" w:hAnsi="Consolas" w:cs="Times New Roman"/>
@@ -2432,7 +2869,29 @@
           <w:szCs w:val="21"/>
           <w:lang w:val="en-IN" w:eastAsia="en-IN"/>
         </w:rPr>
-        <w:t xml:space="preserve">        hashed_value </w:t>
+        <w:t xml:space="preserve">        </w:t>
+      </w:r>
+      <w:proofErr w:type="spellStart"/>
+      <w:r>
+        <w:rPr>
+          <w:rFonts w:ascii="Consolas" w:eastAsia="Times New Roman" w:hAnsi="Consolas" w:cs="Times New Roman"/>
+          <w:color w:val="FFFFFF"/>
+          <w:sz w:val="21"/>
+          <w:szCs w:val="21"/>
+          <w:lang w:val="en-IN" w:eastAsia="en-IN"/>
+        </w:rPr>
+        <w:t>hashed_value</w:t>
+      </w:r>
+      <w:proofErr w:type="spellEnd"/>
+      <w:r>
+        <w:rPr>
+          <w:rFonts w:ascii="Consolas" w:eastAsia="Times New Roman" w:hAnsi="Consolas" w:cs="Times New Roman"/>
+          <w:color w:val="FFFFFF"/>
+          <w:sz w:val="21"/>
+          <w:szCs w:val="21"/>
+          <w:lang w:val="en-IN" w:eastAsia="en-IN"/>
+        </w:rPr>
+        <w:t xml:space="preserve"> </w:t>
       </w:r>
       <w:r>
         <w:rPr>
@@ -2487,6 +2946,7 @@
         </w:rPr>
         <w:t>_</w:t>
       </w:r>
+      <w:proofErr w:type="spellStart"/>
       <w:proofErr w:type="gramEnd"/>
       <w:r>
         <w:rPr>
@@ -2498,6 +2958,7 @@
         </w:rPr>
         <w:t>hash_function</w:t>
       </w:r>
+      <w:proofErr w:type="spellEnd"/>
       <w:r>
         <w:rPr>
           <w:rFonts w:ascii="Consolas" w:eastAsia="Times New Roman" w:hAnsi="Consolas" w:cs="Times New Roman"/>
@@ -2549,7 +3010,29 @@
           <w:szCs w:val="21"/>
           <w:lang w:val="en-IN" w:eastAsia="en-IN"/>
         </w:rPr>
-        <w:t xml:space="preserve">        trailing_zeros </w:t>
+        <w:t xml:space="preserve">        </w:t>
+      </w:r>
+      <w:proofErr w:type="spellStart"/>
+      <w:r>
+        <w:rPr>
+          <w:rFonts w:ascii="Consolas" w:eastAsia="Times New Roman" w:hAnsi="Consolas" w:cs="Times New Roman"/>
+          <w:color w:val="FFFFFF"/>
+          <w:sz w:val="21"/>
+          <w:szCs w:val="21"/>
+          <w:lang w:val="en-IN" w:eastAsia="en-IN"/>
+        </w:rPr>
+        <w:t>trailing_zeros</w:t>
+      </w:r>
+      <w:proofErr w:type="spellEnd"/>
+      <w:r>
+        <w:rPr>
+          <w:rFonts w:ascii="Consolas" w:eastAsia="Times New Roman" w:hAnsi="Consolas" w:cs="Times New Roman"/>
+          <w:color w:val="FFFFFF"/>
+          <w:sz w:val="21"/>
+          <w:szCs w:val="21"/>
+          <w:lang w:val="en-IN" w:eastAsia="en-IN"/>
+        </w:rPr>
+        <w:t xml:space="preserve"> </w:t>
       </w:r>
       <w:r>
         <w:rPr>
@@ -2604,6 +3087,7 @@
         </w:rPr>
         <w:t>_</w:t>
       </w:r>
+      <w:proofErr w:type="spellStart"/>
       <w:proofErr w:type="gramEnd"/>
       <w:r>
         <w:rPr>
@@ -2615,6 +3099,7 @@
         </w:rPr>
         <w:t>count_trailing_zeros</w:t>
       </w:r>
+      <w:proofErr w:type="spellEnd"/>
       <w:r>
         <w:rPr>
           <w:rFonts w:ascii="Consolas" w:eastAsia="Times New Roman" w:hAnsi="Consolas" w:cs="Times New Roman"/>
@@ -2625,6 +3110,7 @@
         </w:rPr>
         <w:t>(</w:t>
       </w:r>
+      <w:proofErr w:type="spellStart"/>
       <w:r>
         <w:rPr>
           <w:rFonts w:ascii="Consolas" w:eastAsia="Times New Roman" w:hAnsi="Consolas" w:cs="Times New Roman"/>
@@ -2635,6 +3121,7 @@
         </w:rPr>
         <w:t>hashed_value</w:t>
       </w:r>
+      <w:proofErr w:type="spellEnd"/>
       <w:r>
         <w:rPr>
           <w:rFonts w:ascii="Consolas" w:eastAsia="Times New Roman" w:hAnsi="Consolas" w:cs="Times New Roman"/>
@@ -2709,7 +3196,29 @@
           <w:szCs w:val="21"/>
           <w:lang w:val="en-IN" w:eastAsia="en-IN"/>
         </w:rPr>
-        <w:t xml:space="preserve"> trailing_zeros </w:t>
+        <w:t xml:space="preserve"> </w:t>
+      </w:r>
+      <w:proofErr w:type="spellStart"/>
+      <w:r>
+        <w:rPr>
+          <w:rFonts w:ascii="Consolas" w:eastAsia="Times New Roman" w:hAnsi="Consolas" w:cs="Times New Roman"/>
+          <w:color w:val="FFFFFF"/>
+          <w:sz w:val="21"/>
+          <w:szCs w:val="21"/>
+          <w:lang w:val="en-IN" w:eastAsia="en-IN"/>
+        </w:rPr>
+        <w:t>trailing_zeros</w:t>
+      </w:r>
+      <w:proofErr w:type="spellEnd"/>
+      <w:r>
+        <w:rPr>
+          <w:rFonts w:ascii="Consolas" w:eastAsia="Times New Roman" w:hAnsi="Consolas" w:cs="Times New Roman"/>
+          <w:color w:val="FFFFFF"/>
+          <w:sz w:val="21"/>
+          <w:szCs w:val="21"/>
+          <w:lang w:val="en-IN" w:eastAsia="en-IN"/>
+        </w:rPr>
+        <w:t xml:space="preserve"> </w:t>
       </w:r>
       <w:r>
         <w:rPr>
@@ -2731,6 +3240,7 @@
         </w:rPr>
         <w:t xml:space="preserve"> </w:t>
       </w:r>
+      <w:proofErr w:type="spellStart"/>
       <w:r>
         <w:rPr>
           <w:rFonts w:ascii="Consolas" w:eastAsia="Times New Roman" w:hAnsi="Consolas" w:cs="Times New Roman"/>
@@ -2751,7 +3261,18 @@
           <w:szCs w:val="21"/>
           <w:lang w:val="en-IN" w:eastAsia="en-IN"/>
         </w:rPr>
-        <w:t>.max_trailing_zeros:</w:t>
+        <w:t>.max_trailing_zeros</w:t>
+      </w:r>
+      <w:proofErr w:type="spellEnd"/>
+      <w:r>
+        <w:rPr>
+          <w:rFonts w:ascii="Consolas" w:eastAsia="Times New Roman" w:hAnsi="Consolas" w:cs="Times New Roman"/>
+          <w:color w:val="FFFFFF"/>
+          <w:sz w:val="21"/>
+          <w:szCs w:val="21"/>
+          <w:lang w:val="en-IN" w:eastAsia="en-IN"/>
+        </w:rPr>
+        <w:t>:</w:t>
       </w:r>
     </w:p>
     <w:p>
@@ -2776,6 +3297,7 @@
         </w:rPr>
         <w:t xml:space="preserve">            </w:t>
       </w:r>
+      <w:proofErr w:type="spellStart"/>
       <w:r>
         <w:rPr>
           <w:rFonts w:ascii="Consolas" w:eastAsia="Times New Roman" w:hAnsi="Consolas" w:cs="Times New Roman"/>
@@ -2796,7 +3318,18 @@
           <w:szCs w:val="21"/>
           <w:lang w:val="en-IN" w:eastAsia="en-IN"/>
         </w:rPr>
-        <w:t xml:space="preserve">.max_trailing_zeros </w:t>
+        <w:t>.max_trailing_zeros</w:t>
+      </w:r>
+      <w:proofErr w:type="spellEnd"/>
+      <w:r>
+        <w:rPr>
+          <w:rFonts w:ascii="Consolas" w:eastAsia="Times New Roman" w:hAnsi="Consolas" w:cs="Times New Roman"/>
+          <w:color w:val="FFFFFF"/>
+          <w:sz w:val="21"/>
+          <w:szCs w:val="21"/>
+          <w:lang w:val="en-IN" w:eastAsia="en-IN"/>
+        </w:rPr>
+        <w:t xml:space="preserve"> </w:t>
       </w:r>
       <w:r>
         <w:rPr>
@@ -2816,8 +3349,20 @@
           <w:szCs w:val="21"/>
           <w:lang w:val="en-IN" w:eastAsia="en-IN"/>
         </w:rPr>
-        <w:t xml:space="preserve"> trailing_zeros</w:t>
-      </w:r>
+        <w:t xml:space="preserve"> </w:t>
+      </w:r>
+      <w:proofErr w:type="spellStart"/>
+      <w:r>
+        <w:rPr>
+          <w:rFonts w:ascii="Consolas" w:eastAsia="Times New Roman" w:hAnsi="Consolas" w:cs="Times New Roman"/>
+          <w:color w:val="FFFFFF"/>
+          <w:sz w:val="21"/>
+          <w:szCs w:val="21"/>
+          <w:lang w:val="en-IN" w:eastAsia="en-IN"/>
+        </w:rPr>
+        <w:t>trailing_zeros</w:t>
+      </w:r>
+      <w:proofErr w:type="spellEnd"/>
     </w:p>
     <w:p>
       <w:pPr>
@@ -2862,6 +3407,7 @@
         </w:rPr>
         <w:t>(</w:t>
       </w:r>
+      <w:proofErr w:type="spellStart"/>
       <w:proofErr w:type="gramEnd"/>
       <w:r>
         <w:rPr>
@@ -2881,7 +3427,18 @@
           <w:szCs w:val="21"/>
           <w:lang w:val="en-IN" w:eastAsia="en-IN"/>
         </w:rPr>
-        <w:t xml:space="preserve">"Item </w:t>
+        <w:t>"Item</w:t>
+      </w:r>
+      <w:proofErr w:type="spellEnd"/>
+      <w:r>
+        <w:rPr>
+          <w:rFonts w:ascii="Consolas" w:eastAsia="Times New Roman" w:hAnsi="Consolas" w:cs="Times New Roman"/>
+          <w:color w:val="EEFF00"/>
+          <w:sz w:val="21"/>
+          <w:szCs w:val="21"/>
+          <w:lang w:val="en-IN" w:eastAsia="en-IN"/>
+        </w:rPr>
+        <w:t xml:space="preserve"> </w:t>
       </w:r>
       <w:r>
         <w:rPr>
@@ -2933,6 +3490,7 @@
         </w:rPr>
         <w:t>{</w:t>
       </w:r>
+      <w:proofErr w:type="spellStart"/>
       <w:r>
         <w:rPr>
           <w:rFonts w:ascii="Consolas" w:eastAsia="Times New Roman" w:hAnsi="Consolas" w:cs="Times New Roman"/>
@@ -2943,6 +3501,7 @@
         </w:rPr>
         <w:t>hashed_value</w:t>
       </w:r>
+      <w:proofErr w:type="spellEnd"/>
       <w:r>
         <w:rPr>
           <w:rFonts w:ascii="Consolas" w:eastAsia="Times New Roman" w:hAnsi="Consolas" w:cs="Times New Roman"/>
@@ -2973,6 +3532,7 @@
         </w:rPr>
         <w:t>{</w:t>
       </w:r>
+      <w:proofErr w:type="spellStart"/>
       <w:r>
         <w:rPr>
           <w:rFonts w:ascii="Consolas" w:eastAsia="Times New Roman" w:hAnsi="Consolas" w:cs="Times New Roman"/>
@@ -2983,6 +3543,7 @@
         </w:rPr>
         <w:t>trailing_zeros</w:t>
       </w:r>
+      <w:proofErr w:type="spellEnd"/>
       <w:r>
         <w:rPr>
           <w:rFonts w:ascii="Consolas" w:eastAsia="Times New Roman" w:hAnsi="Consolas" w:cs="Times New Roman"/>
@@ -3013,6 +3574,7 @@
         </w:rPr>
         <w:t>{</w:t>
       </w:r>
+      <w:proofErr w:type="spellStart"/>
       <w:r>
         <w:rPr>
           <w:rFonts w:ascii="Consolas" w:eastAsia="Times New Roman" w:hAnsi="Consolas" w:cs="Times New Roman"/>
@@ -3045,6 +3607,7 @@
         </w:rPr>
         <w:t>max_trailing_zeros</w:t>
       </w:r>
+      <w:proofErr w:type="spellEnd"/>
       <w:r>
         <w:rPr>
           <w:rFonts w:ascii="Consolas" w:eastAsia="Times New Roman" w:hAnsi="Consolas" w:cs="Times New Roman"/>
@@ -3131,6 +3694,7 @@
         </w:rPr>
         <w:t xml:space="preserve"> </w:t>
       </w:r>
+      <w:proofErr w:type="spellStart"/>
       <w:r>
         <w:rPr>
           <w:rFonts w:ascii="Consolas" w:eastAsia="Times New Roman" w:hAnsi="Consolas" w:cs="Times New Roman"/>
@@ -3141,6 +3705,7 @@
         </w:rPr>
         <w:t>estimate_cardinality</w:t>
       </w:r>
+      <w:proofErr w:type="spellEnd"/>
       <w:r>
         <w:rPr>
           <w:rFonts w:ascii="Consolas" w:eastAsia="Times New Roman" w:hAnsi="Consolas" w:cs="Times New Roman"/>
@@ -3254,6 +3819,7 @@
         </w:rPr>
         <w:t xml:space="preserve"> </w:t>
       </w:r>
+      <w:proofErr w:type="spellStart"/>
       <w:r>
         <w:rPr>
           <w:rFonts w:ascii="Consolas" w:eastAsia="Times New Roman" w:hAnsi="Consolas" w:cs="Times New Roman"/>
@@ -3276,6 +3842,7 @@
         </w:rPr>
         <w:t>.max_trailing_zeros</w:t>
       </w:r>
+      <w:proofErr w:type="spellEnd"/>
     </w:p>
     <w:p>
       <w:pPr>
@@ -3340,6 +3907,7 @@
           <w:szCs w:val="21"/>
           <w:lang w:val="en-IN" w:eastAsia="en-IN"/>
         </w:rPr>
+        <w:lastRenderedPageBreak/>
         <w:t>if</w:t>
       </w:r>
       <w:r>
@@ -3413,7 +3981,29 @@
           <w:szCs w:val="21"/>
           <w:lang w:val="en-IN" w:eastAsia="en-IN"/>
         </w:rPr>
-        <w:t xml:space="preserve">    fm </w:t>
+        <w:t xml:space="preserve">    </w:t>
+      </w:r>
+      <w:proofErr w:type="spellStart"/>
+      <w:r>
+        <w:rPr>
+          <w:rFonts w:ascii="Consolas" w:eastAsia="Times New Roman" w:hAnsi="Consolas" w:cs="Times New Roman"/>
+          <w:color w:val="FFFFFF"/>
+          <w:sz w:val="21"/>
+          <w:szCs w:val="21"/>
+          <w:lang w:val="en-IN" w:eastAsia="en-IN"/>
+        </w:rPr>
+        <w:t>fm</w:t>
+      </w:r>
+      <w:proofErr w:type="spellEnd"/>
+      <w:r>
+        <w:rPr>
+          <w:rFonts w:ascii="Consolas" w:eastAsia="Times New Roman" w:hAnsi="Consolas" w:cs="Times New Roman"/>
+          <w:color w:val="FFFFFF"/>
+          <w:sz w:val="21"/>
+          <w:szCs w:val="21"/>
+          <w:lang w:val="en-IN" w:eastAsia="en-IN"/>
+        </w:rPr>
+        <w:t xml:space="preserve"> </w:t>
       </w:r>
       <w:r>
         <w:rPr>
@@ -3435,6 +4025,7 @@
         </w:rPr>
         <w:t xml:space="preserve"> </w:t>
       </w:r>
+      <w:proofErr w:type="spellStart"/>
       <w:proofErr w:type="gramStart"/>
       <w:r>
         <w:rPr>
@@ -3446,6 +4037,7 @@
         </w:rPr>
         <w:t>FMAlgorithm</w:t>
       </w:r>
+      <w:proofErr w:type="spellEnd"/>
       <w:r>
         <w:rPr>
           <w:rFonts w:ascii="Consolas" w:eastAsia="Times New Roman" w:hAnsi="Consolas" w:cs="Times New Roman"/>
@@ -3583,7 +4175,29 @@
           <w:szCs w:val="21"/>
           <w:lang w:val="en-IN" w:eastAsia="en-IN"/>
         </w:rPr>
-        <w:t xml:space="preserve">    data_stream </w:t>
+        <w:t xml:space="preserve">    </w:t>
+      </w:r>
+      <w:proofErr w:type="spellStart"/>
+      <w:r>
+        <w:rPr>
+          <w:rFonts w:ascii="Consolas" w:eastAsia="Times New Roman" w:hAnsi="Consolas" w:cs="Times New Roman"/>
+          <w:color w:val="FFFFFF"/>
+          <w:sz w:val="21"/>
+          <w:szCs w:val="21"/>
+          <w:lang w:val="en-IN" w:eastAsia="en-IN"/>
+        </w:rPr>
+        <w:t>data_stream</w:t>
+      </w:r>
+      <w:proofErr w:type="spellEnd"/>
+      <w:r>
+        <w:rPr>
+          <w:rFonts w:ascii="Consolas" w:eastAsia="Times New Roman" w:hAnsi="Consolas" w:cs="Times New Roman"/>
+          <w:color w:val="FFFFFF"/>
+          <w:sz w:val="21"/>
+          <w:szCs w:val="21"/>
+          <w:lang w:val="en-IN" w:eastAsia="en-IN"/>
+        </w:rPr>
+        <w:t xml:space="preserve"> </w:t>
       </w:r>
       <w:r>
         <w:rPr>
@@ -3605,6 +4219,7 @@
         </w:rPr>
         <w:t xml:space="preserve"> [</w:t>
       </w:r>
+      <w:proofErr w:type="spellStart"/>
       <w:proofErr w:type="gramStart"/>
       <w:r>
         <w:rPr>
@@ -3626,6 +4241,7 @@
         </w:rPr>
         <w:t>randint</w:t>
       </w:r>
+      <w:proofErr w:type="spellEnd"/>
       <w:proofErr w:type="gramEnd"/>
       <w:r>
         <w:rPr>
@@ -3803,7 +4419,29 @@
           <w:szCs w:val="21"/>
           <w:lang w:val="en-IN" w:eastAsia="en-IN"/>
         </w:rPr>
-        <w:t xml:space="preserve">    actual_cardinality </w:t>
+        <w:t xml:space="preserve">    </w:t>
+      </w:r>
+      <w:proofErr w:type="spellStart"/>
+      <w:r>
+        <w:rPr>
+          <w:rFonts w:ascii="Consolas" w:eastAsia="Times New Roman" w:hAnsi="Consolas" w:cs="Times New Roman"/>
+          <w:color w:val="FFFFFF"/>
+          <w:sz w:val="21"/>
+          <w:szCs w:val="21"/>
+          <w:lang w:val="en-IN" w:eastAsia="en-IN"/>
+        </w:rPr>
+        <w:t>actual_cardinality</w:t>
+      </w:r>
+      <w:proofErr w:type="spellEnd"/>
+      <w:r>
+        <w:rPr>
+          <w:rFonts w:ascii="Consolas" w:eastAsia="Times New Roman" w:hAnsi="Consolas" w:cs="Times New Roman"/>
+          <w:color w:val="FFFFFF"/>
+          <w:sz w:val="21"/>
+          <w:szCs w:val="21"/>
+          <w:lang w:val="en-IN" w:eastAsia="en-IN"/>
+        </w:rPr>
+        <w:t xml:space="preserve"> </w:t>
       </w:r>
       <w:r>
         <w:rPr>
@@ -3825,6 +4463,7 @@
         </w:rPr>
         <w:t xml:space="preserve"> </w:t>
       </w:r>
+      <w:proofErr w:type="spellStart"/>
       <w:r>
         <w:rPr>
           <w:rFonts w:ascii="Consolas" w:eastAsia="Times New Roman" w:hAnsi="Consolas" w:cs="Times New Roman"/>
@@ -3835,6 +4474,7 @@
         </w:rPr>
         <w:t>len</w:t>
       </w:r>
+      <w:proofErr w:type="spellEnd"/>
       <w:r>
         <w:rPr>
           <w:rFonts w:ascii="Consolas" w:eastAsia="Times New Roman" w:hAnsi="Consolas" w:cs="Times New Roman"/>
@@ -3865,6 +4505,7 @@
         </w:rPr>
         <w:t>(</w:t>
       </w:r>
+      <w:proofErr w:type="spellStart"/>
       <w:r>
         <w:rPr>
           <w:rFonts w:ascii="Consolas" w:eastAsia="Times New Roman" w:hAnsi="Consolas" w:cs="Times New Roman"/>
@@ -3875,6 +4516,7 @@
         </w:rPr>
         <w:t>data_stream</w:t>
       </w:r>
+      <w:proofErr w:type="spellEnd"/>
       <w:r>
         <w:rPr>
           <w:rFonts w:ascii="Consolas" w:eastAsia="Times New Roman" w:hAnsi="Consolas" w:cs="Times New Roman"/>
@@ -3942,6 +4584,7 @@
         </w:rPr>
         <w:t>(</w:t>
       </w:r>
+      <w:proofErr w:type="spellStart"/>
       <w:proofErr w:type="gramEnd"/>
       <w:r>
         <w:rPr>
@@ -3961,7 +4604,18 @@
           <w:szCs w:val="21"/>
           <w:lang w:val="en-IN" w:eastAsia="en-IN"/>
         </w:rPr>
-        <w:t xml:space="preserve">"Processing a data stream of </w:t>
+        <w:t>"Processing</w:t>
+      </w:r>
+      <w:proofErr w:type="spellEnd"/>
+      <w:r>
+        <w:rPr>
+          <w:rFonts w:ascii="Consolas" w:eastAsia="Times New Roman" w:hAnsi="Consolas" w:cs="Times New Roman"/>
+          <w:color w:val="EEFF00"/>
+          <w:sz w:val="21"/>
+          <w:szCs w:val="21"/>
+          <w:lang w:val="en-IN" w:eastAsia="en-IN"/>
+        </w:rPr>
+        <w:t xml:space="preserve"> a data stream of </w:t>
       </w:r>
       <w:r>
         <w:rPr>
@@ -3973,6 +4627,7 @@
         </w:rPr>
         <w:t>{</w:t>
       </w:r>
+      <w:proofErr w:type="spellStart"/>
       <w:r>
         <w:rPr>
           <w:rFonts w:ascii="Consolas" w:eastAsia="Times New Roman" w:hAnsi="Consolas" w:cs="Times New Roman"/>
@@ -3983,6 +4638,7 @@
         </w:rPr>
         <w:t>len</w:t>
       </w:r>
+      <w:proofErr w:type="spellEnd"/>
       <w:r>
         <w:rPr>
           <w:rFonts w:ascii="Consolas" w:eastAsia="Times New Roman" w:hAnsi="Consolas" w:cs="Times New Roman"/>
@@ -3993,6 +4649,7 @@
         </w:rPr>
         <w:t>(</w:t>
       </w:r>
+      <w:proofErr w:type="spellStart"/>
       <w:r>
         <w:rPr>
           <w:rFonts w:ascii="Consolas" w:eastAsia="Times New Roman" w:hAnsi="Consolas" w:cs="Times New Roman"/>
@@ -4003,6 +4660,7 @@
         </w:rPr>
         <w:t>data_stream</w:t>
       </w:r>
+      <w:proofErr w:type="spellEnd"/>
       <w:r>
         <w:rPr>
           <w:rFonts w:ascii="Consolas" w:eastAsia="Times New Roman" w:hAnsi="Consolas" w:cs="Times New Roman"/>
@@ -4087,6 +4745,7 @@
         </w:rPr>
         <w:t>(</w:t>
       </w:r>
+      <w:proofErr w:type="spellStart"/>
       <w:proofErr w:type="gramEnd"/>
       <w:r>
         <w:rPr>
@@ -4106,7 +4765,18 @@
           <w:szCs w:val="21"/>
           <w:lang w:val="en-IN" w:eastAsia="en-IN"/>
         </w:rPr>
-        <w:t xml:space="preserve">"Actual number of unique elements: </w:t>
+        <w:t>"Actual</w:t>
+      </w:r>
+      <w:proofErr w:type="spellEnd"/>
+      <w:r>
+        <w:rPr>
+          <w:rFonts w:ascii="Consolas" w:eastAsia="Times New Roman" w:hAnsi="Consolas" w:cs="Times New Roman"/>
+          <w:color w:val="EEFF00"/>
+          <w:sz w:val="21"/>
+          <w:szCs w:val="21"/>
+          <w:lang w:val="en-IN" w:eastAsia="en-IN"/>
+        </w:rPr>
+        <w:t xml:space="preserve"> number of unique elements: </w:t>
       </w:r>
       <w:r>
         <w:rPr>
@@ -4118,6 +4788,7 @@
         </w:rPr>
         <w:t>{</w:t>
       </w:r>
+      <w:proofErr w:type="spellStart"/>
       <w:r>
         <w:rPr>
           <w:rFonts w:ascii="Consolas" w:eastAsia="Times New Roman" w:hAnsi="Consolas" w:cs="Times New Roman"/>
@@ -4139,6 +4810,7 @@
         </w:rPr>
         <w:t>cardinality</w:t>
       </w:r>
+      <w:proofErr w:type="spellEnd"/>
       <w:r>
         <w:rPr>
           <w:rFonts w:ascii="Consolas" w:eastAsia="Times New Roman" w:hAnsi="Consolas" w:cs="Times New Roman"/>
@@ -4264,7 +4936,29 @@
           <w:szCs w:val="21"/>
           <w:lang w:val="en-IN" w:eastAsia="en-IN"/>
         </w:rPr>
-        <w:t xml:space="preserve"> data_stream:</w:t>
+        <w:t xml:space="preserve"> </w:t>
+      </w:r>
+      <w:proofErr w:type="spellStart"/>
+      <w:r>
+        <w:rPr>
+          <w:rFonts w:ascii="Consolas" w:eastAsia="Times New Roman" w:hAnsi="Consolas" w:cs="Times New Roman"/>
+          <w:color w:val="FFFFFF"/>
+          <w:sz w:val="21"/>
+          <w:szCs w:val="21"/>
+          <w:lang w:val="en-IN" w:eastAsia="en-IN"/>
+        </w:rPr>
+        <w:t>data_stream</w:t>
+      </w:r>
+      <w:proofErr w:type="spellEnd"/>
+      <w:r>
+        <w:rPr>
+          <w:rFonts w:ascii="Consolas" w:eastAsia="Times New Roman" w:hAnsi="Consolas" w:cs="Times New Roman"/>
+          <w:color w:val="FFFFFF"/>
+          <w:sz w:val="21"/>
+          <w:szCs w:val="21"/>
+          <w:lang w:val="en-IN" w:eastAsia="en-IN"/>
+        </w:rPr>
+        <w:t>:</w:t>
       </w:r>
     </w:p>
     <w:p>
@@ -4287,7 +4981,18 @@
           <w:szCs w:val="21"/>
           <w:lang w:val="en-IN" w:eastAsia="en-IN"/>
         </w:rPr>
-        <w:t>        fm.</w:t>
+        <w:t xml:space="preserve">        </w:t>
+      </w:r>
+      <w:proofErr w:type="spellStart"/>
+      <w:r>
+        <w:rPr>
+          <w:rFonts w:ascii="Consolas" w:eastAsia="Times New Roman" w:hAnsi="Consolas" w:cs="Times New Roman"/>
+          <w:color w:val="FFFFFF"/>
+          <w:sz w:val="21"/>
+          <w:szCs w:val="21"/>
+          <w:lang w:val="en-IN" w:eastAsia="en-IN"/>
+        </w:rPr>
+        <w:t>fm.</w:t>
       </w:r>
       <w:r>
         <w:rPr>
@@ -4299,6 +5004,7 @@
         </w:rPr>
         <w:t>add</w:t>
       </w:r>
+      <w:proofErr w:type="spellEnd"/>
       <w:r>
         <w:rPr>
           <w:rFonts w:ascii="Consolas" w:eastAsia="Times New Roman" w:hAnsi="Consolas" w:cs="Times New Roman"/>
@@ -4373,7 +5079,29 @@
           <w:szCs w:val="21"/>
           <w:lang w:val="en-IN" w:eastAsia="en-IN"/>
         </w:rPr>
-        <w:t xml:space="preserve">    estimated_cardinality </w:t>
+        <w:t xml:space="preserve">    </w:t>
+      </w:r>
+      <w:proofErr w:type="spellStart"/>
+      <w:r>
+        <w:rPr>
+          <w:rFonts w:ascii="Consolas" w:eastAsia="Times New Roman" w:hAnsi="Consolas" w:cs="Times New Roman"/>
+          <w:color w:val="FFFFFF"/>
+          <w:sz w:val="21"/>
+          <w:szCs w:val="21"/>
+          <w:lang w:val="en-IN" w:eastAsia="en-IN"/>
+        </w:rPr>
+        <w:t>estimated_cardinality</w:t>
+      </w:r>
+      <w:proofErr w:type="spellEnd"/>
+      <w:r>
+        <w:rPr>
+          <w:rFonts w:ascii="Consolas" w:eastAsia="Times New Roman" w:hAnsi="Consolas" w:cs="Times New Roman"/>
+          <w:color w:val="FFFFFF"/>
+          <w:sz w:val="21"/>
+          <w:szCs w:val="21"/>
+          <w:lang w:val="en-IN" w:eastAsia="en-IN"/>
+        </w:rPr>
+        <w:t xml:space="preserve"> </w:t>
       </w:r>
       <w:r>
         <w:rPr>
@@ -4395,6 +5123,7 @@
         </w:rPr>
         <w:t xml:space="preserve"> </w:t>
       </w:r>
+      <w:proofErr w:type="spellStart"/>
       <w:proofErr w:type="gramStart"/>
       <w:r>
         <w:rPr>
@@ -4438,6 +5167,7 @@
         </w:rPr>
         <w:t>cardinality</w:t>
       </w:r>
+      <w:proofErr w:type="spellEnd"/>
       <w:r>
         <w:rPr>
           <w:rFonts w:ascii="Consolas" w:eastAsia="Times New Roman" w:hAnsi="Consolas" w:cs="Times New Roman"/>
@@ -4611,6 +5341,7 @@
         </w:rPr>
         <w:t>(</w:t>
       </w:r>
+      <w:proofErr w:type="spellStart"/>
       <w:proofErr w:type="gramEnd"/>
       <w:r>
         <w:rPr>
@@ -4630,7 +5361,18 @@
           <w:szCs w:val="21"/>
           <w:lang w:val="en-IN" w:eastAsia="en-IN"/>
         </w:rPr>
-        <w:t xml:space="preserve">"The largest number of trailing zeros seen (R): </w:t>
+        <w:t>"The</w:t>
+      </w:r>
+      <w:proofErr w:type="spellEnd"/>
+      <w:r>
+        <w:rPr>
+          <w:rFonts w:ascii="Consolas" w:eastAsia="Times New Roman" w:hAnsi="Consolas" w:cs="Times New Roman"/>
+          <w:color w:val="EEFF00"/>
+          <w:sz w:val="21"/>
+          <w:szCs w:val="21"/>
+          <w:lang w:val="en-IN" w:eastAsia="en-IN"/>
+        </w:rPr>
+        <w:t xml:space="preserve"> largest number of trailing zeros seen (R): </w:t>
       </w:r>
       <w:r>
         <w:rPr>
@@ -4642,6 +5384,7 @@
         </w:rPr>
         <w:t>{</w:t>
       </w:r>
+      <w:proofErr w:type="spellStart"/>
       <w:r>
         <w:rPr>
           <w:rFonts w:ascii="Consolas" w:eastAsia="Times New Roman" w:hAnsi="Consolas" w:cs="Times New Roman"/>
@@ -4672,6 +5415,7 @@
         </w:rPr>
         <w:t>max_trailing_zeros</w:t>
       </w:r>
+      <w:proofErr w:type="spellEnd"/>
       <w:r>
         <w:rPr>
           <w:rFonts w:ascii="Consolas" w:eastAsia="Times New Roman" w:hAnsi="Consolas" w:cs="Times New Roman"/>
@@ -4746,6 +5490,7 @@
         </w:rPr>
         <w:t>(</w:t>
       </w:r>
+      <w:proofErr w:type="spellStart"/>
       <w:proofErr w:type="gramEnd"/>
       <w:r>
         <w:rPr>
@@ -4765,7 +5510,18 @@
           <w:szCs w:val="21"/>
           <w:lang w:val="en-IN" w:eastAsia="en-IN"/>
         </w:rPr>
-        <w:t xml:space="preserve">"Estimated number of unique elements: </w:t>
+        <w:t>"Estimated</w:t>
+      </w:r>
+      <w:proofErr w:type="spellEnd"/>
+      <w:r>
+        <w:rPr>
+          <w:rFonts w:ascii="Consolas" w:eastAsia="Times New Roman" w:hAnsi="Consolas" w:cs="Times New Roman"/>
+          <w:color w:val="EEFF00"/>
+          <w:sz w:val="21"/>
+          <w:szCs w:val="21"/>
+          <w:lang w:val="en-IN" w:eastAsia="en-IN"/>
+        </w:rPr>
+        <w:t xml:space="preserve"> number of unique elements: </w:t>
       </w:r>
       <w:r>
         <w:rPr>
@@ -4871,6 +5627,7 @@
         </w:rPr>
         <w:t>(</w:t>
       </w:r>
+      <w:proofErr w:type="spellStart"/>
       <w:proofErr w:type="gramEnd"/>
       <w:r>
         <w:rPr>
@@ -4890,7 +5647,18 @@
           <w:szCs w:val="21"/>
           <w:lang w:val="en-IN" w:eastAsia="en-IN"/>
         </w:rPr>
-        <w:t xml:space="preserve">"Actual number of unique elements: </w:t>
+        <w:t>"Actual</w:t>
+      </w:r>
+      <w:proofErr w:type="spellEnd"/>
+      <w:r>
+        <w:rPr>
+          <w:rFonts w:ascii="Consolas" w:eastAsia="Times New Roman" w:hAnsi="Consolas" w:cs="Times New Roman"/>
+          <w:color w:val="EEFF00"/>
+          <w:sz w:val="21"/>
+          <w:szCs w:val="21"/>
+          <w:lang w:val="en-IN" w:eastAsia="en-IN"/>
+        </w:rPr>
+        <w:t xml:space="preserve"> number of unique elements: </w:t>
       </w:r>
       <w:r>
         <w:rPr>
@@ -4902,6 +5670,7 @@
         </w:rPr>
         <w:t>{</w:t>
       </w:r>
+      <w:proofErr w:type="spellStart"/>
       <w:r>
         <w:rPr>
           <w:rFonts w:ascii="Consolas" w:eastAsia="Times New Roman" w:hAnsi="Consolas" w:cs="Times New Roman"/>
@@ -4912,6 +5681,7 @@
         </w:rPr>
         <w:t>actual_cardinality</w:t>
       </w:r>
+      <w:proofErr w:type="spellEnd"/>
       <w:r>
         <w:rPr>
           <w:rFonts w:ascii="Consolas" w:eastAsia="Times New Roman" w:hAnsi="Consolas" w:cs="Times New Roman"/>
@@ -5164,8 +5934,306 @@
 </file>
 
 <file path=word/numbering.xml><?xml version="1.0" encoding="utf-8"?>
-<w:numbering xmlns:wpc="http://schemas.microsoft.com/office/word/2010/wordprocessingCanvas" xmlns:cx="http://schemas.microsoft.com/office/drawing/2014/chartex" xmlns:cx1="http://schemas.microsoft.com/office/drawing/2015/9/8/chartex" xmlns:cx2="http://schemas.microsoft.com/office/drawing/2015/10/21/chartex" xmlns:cx3="http://schemas.microsoft.com/office/drawing/2016/5/9/chartex" xmlns:cx4="http://schemas.microsoft.com/office/drawing/2016/5/10/chartex" xmlns:cx5="http://schemas.microsoft.com/office/drawing/2016/5/11/chartex" xmlns:cx6="http://schemas.microsoft.com/office/drawing/2016/5/12/chartex" xmlns:cx7="http://schemas.microsoft.com/office/drawing/2016/5/13/chartex" xmlns:cx8="http://schemas.microsoft.com/office/drawing/2016/5/14/chartex" xmlns:mc="http://schemas.openxmlformats.org/markup-compatibility/2006" xmlns:aink="http://schemas.microsoft.com/office/drawing/2016/ink" xmlns:am3d="http://schemas.microsoft.com/office/drawing/2017/model3d" xmlns:o="urn:schemas-microsoft-com:office:office" xmlns:oel="http://schemas.microsoft.com/office/2019/extlst" xmlns:r="http://schemas.openxmlformats.org/officeDocument/2006/relationships" xmlns:m="http://schemas.openxmlformats.org/officeDocument/2006/math" xmlns:v="urn:schemas-microsoft-com:vml" xmlns:wp14="http://schemas.microsoft.com/office/word/2010/wordprocessingDrawing" xmlns:wp="http://schemas.openxmlformats.org/drawingml/2006/wordprocessingDrawing" xmlns:w10="urn:schemas-microsoft-com:office:word" xmlns:w="http://schemas.openxmlformats.org/wordprocessingml/2006/main" xmlns:w14="http://schemas.microsoft.com/office/word/2010/wordml" xmlns:w15="http://schemas.microsoft.com/office/word/2012/wordml" xmlns:w16cei="http://schemas.microsoft.com/office/word/2026/wordml/cei" xmlns:w16cex="http://schemas.microsoft.com/office/word/2018/wordml/cex" xmlns:w16cid="http://schemas.microsoft.com/office/word/2016/wordml/cid" xmlns:w16="http://schemas.microsoft.com/office/word/2018/wordml" xmlns:w16du="http://schemas.microsoft.com/office/word/2023/wordml/word16du" xmlns:w16sdtdh="http://schemas.microsoft.com/office/word/2020/wordml/sdtdatahash" xmlns:w16sdtfl="http://schemas.microsoft.com/office/word/2024/wordml/sdtformatlock" xmlns:w16se="http://schemas.microsoft.com/office/word/2015/wordml/symex" xmlns:wpg="http://schemas.microsoft.com/office/word/2010/wordprocessingGroup" xmlns:wpi="http://schemas.microsoft.com/office/word/2010/wordprocessingInk" xmlns:wne="http://schemas.microsoft.com/office/word/2006/wordml" xmlns:wps="http://schemas.microsoft.com/office/word/2010/wordprocessingShape" mc:Ignorable="w14 w15 w16se w16cid w16 w16cex w16sdtdh w16sdtfl w16du wp14">
+<w:numbering xmlns:wpc="http://schemas.microsoft.com/office/word/2010/wordprocessingCanvas" xmlns:cx="http://schemas.microsoft.com/office/drawing/2014/chartex" xmlns:cx1="http://schemas.microsoft.com/office/drawing/2015/9/8/chartex" xmlns:cx2="http://schemas.microsoft.com/office/drawing/2015/10/21/chartex" xmlns:cx3="http://schemas.microsoft.com/office/drawing/2016/5/9/chartex" xmlns:cx4="http://schemas.microsoft.com/office/drawing/2016/5/10/chartex" xmlns:cx5="http://schemas.microsoft.com/office/drawing/2016/5/11/chartex" xmlns:cx6="http://schemas.microsoft.com/office/drawing/2016/5/12/chartex" xmlns:cx7="http://schemas.microsoft.com/office/drawing/2016/5/13/chartex" xmlns:cx8="http://schemas.microsoft.com/office/drawing/2016/5/14/chartex" xmlns:mc="http://schemas.openxmlformats.org/markup-compatibility/2006" xmlns:aink="http://schemas.microsoft.com/office/drawing/2016/ink" xmlns:am3d="http://schemas.microsoft.com/office/drawing/2017/model3d" xmlns:o="urn:schemas-microsoft-com:office:office" xmlns:oel="http://schemas.microsoft.com/office/2019/extlst" xmlns:r="http://schemas.openxmlformats.org/officeDocument/2006/relationships" xmlns:m="http://schemas.openxmlformats.org/officeDocument/2006/math" xmlns:v="urn:schemas-microsoft-com:vml" xmlns:wp14="http://schemas.microsoft.com/office/word/2010/wordprocessingDrawing" xmlns:wp="http://schemas.openxmlformats.org/drawingml/2006/wordprocessingDrawing" xmlns:w10="urn:schemas-microsoft-com:office:word" xmlns:w="http://schemas.openxmlformats.org/wordprocessingml/2006/main" xmlns:w14="http://schemas.microsoft.com/office/word/2010/wordml" xmlns:w15="http://schemas.microsoft.com/office/word/2012/wordml" xmlns:w16cex="http://schemas.microsoft.com/office/word/2018/wordml/cex" xmlns:w16cid="http://schemas.microsoft.com/office/word/2016/wordml/cid" xmlns:w16="http://schemas.microsoft.com/office/word/2018/wordml" xmlns:w16du="http://schemas.microsoft.com/office/word/2023/wordml/word16du" xmlns:w16sdtdh="http://schemas.microsoft.com/office/word/2020/wordml/sdtdatahash" xmlns:w16sdtfl="http://schemas.microsoft.com/office/word/2024/wordml/sdtformatlock" xmlns:w16se="http://schemas.microsoft.com/office/word/2015/wordml/symex" xmlns:wpg="http://schemas.microsoft.com/office/word/2010/wordprocessingGroup" xmlns:wpi="http://schemas.microsoft.com/office/word/2010/wordprocessingInk" xmlns:wne="http://schemas.microsoft.com/office/word/2006/wordml" xmlns:wps="http://schemas.microsoft.com/office/word/2010/wordprocessingShape" mc:Ignorable="w14 w15 w16se w16cid w16 w16cex w16sdtdh w16sdtfl w16du wp14">
   <w:abstractNum w:abstractNumId="0" w15:restartNumberingAfterBreak="0">
+    <w:nsid w:val="17F8426A"/>
+    <w:multiLevelType w:val="multilevel"/>
+    <w:tmpl w:val="5D5896BC"/>
+    <w:lvl w:ilvl="0">
+      <w:start w:val="1"/>
+      <w:numFmt w:val="bullet"/>
+      <w:lvlText w:val=""/>
+      <w:lvlJc w:val="left"/>
+      <w:pPr>
+        <w:tabs>
+          <w:tab w:val="num" w:pos="720"/>
+        </w:tabs>
+        <w:ind w:left="720" w:hanging="360"/>
+      </w:pPr>
+      <w:rPr>
+        <w:rFonts w:ascii="Symbol" w:hAnsi="Symbol" w:hint="default"/>
+        <w:sz w:val="20"/>
+      </w:rPr>
+    </w:lvl>
+    <w:lvl w:ilvl="1" w:tentative="1">
+      <w:start w:val="1"/>
+      <w:numFmt w:val="bullet"/>
+      <w:lvlText w:val="o"/>
+      <w:lvlJc w:val="left"/>
+      <w:pPr>
+        <w:tabs>
+          <w:tab w:val="num" w:pos="1440"/>
+        </w:tabs>
+        <w:ind w:left="1440" w:hanging="360"/>
+      </w:pPr>
+      <w:rPr>
+        <w:rFonts w:ascii="Courier New" w:hAnsi="Courier New" w:hint="default"/>
+        <w:sz w:val="20"/>
+      </w:rPr>
+    </w:lvl>
+    <w:lvl w:ilvl="2" w:tentative="1">
+      <w:start w:val="1"/>
+      <w:numFmt w:val="bullet"/>
+      <w:lvlText w:val=""/>
+      <w:lvlJc w:val="left"/>
+      <w:pPr>
+        <w:tabs>
+          <w:tab w:val="num" w:pos="2160"/>
+        </w:tabs>
+        <w:ind w:left="2160" w:hanging="360"/>
+      </w:pPr>
+      <w:rPr>
+        <w:rFonts w:ascii="Wingdings" w:hAnsi="Wingdings" w:hint="default"/>
+        <w:sz w:val="20"/>
+      </w:rPr>
+    </w:lvl>
+    <w:lvl w:ilvl="3" w:tentative="1">
+      <w:start w:val="1"/>
+      <w:numFmt w:val="bullet"/>
+      <w:lvlText w:val=""/>
+      <w:lvlJc w:val="left"/>
+      <w:pPr>
+        <w:tabs>
+          <w:tab w:val="num" w:pos="2880"/>
+        </w:tabs>
+        <w:ind w:left="2880" w:hanging="360"/>
+      </w:pPr>
+      <w:rPr>
+        <w:rFonts w:ascii="Wingdings" w:hAnsi="Wingdings" w:hint="default"/>
+        <w:sz w:val="20"/>
+      </w:rPr>
+    </w:lvl>
+    <w:lvl w:ilvl="4" w:tentative="1">
+      <w:start w:val="1"/>
+      <w:numFmt w:val="bullet"/>
+      <w:lvlText w:val=""/>
+      <w:lvlJc w:val="left"/>
+      <w:pPr>
+        <w:tabs>
+          <w:tab w:val="num" w:pos="3600"/>
+        </w:tabs>
+        <w:ind w:left="3600" w:hanging="360"/>
+      </w:pPr>
+      <w:rPr>
+        <w:rFonts w:ascii="Wingdings" w:hAnsi="Wingdings" w:hint="default"/>
+        <w:sz w:val="20"/>
+      </w:rPr>
+    </w:lvl>
+    <w:lvl w:ilvl="5" w:tentative="1">
+      <w:start w:val="1"/>
+      <w:numFmt w:val="bullet"/>
+      <w:lvlText w:val=""/>
+      <w:lvlJc w:val="left"/>
+      <w:pPr>
+        <w:tabs>
+          <w:tab w:val="num" w:pos="4320"/>
+        </w:tabs>
+        <w:ind w:left="4320" w:hanging="360"/>
+      </w:pPr>
+      <w:rPr>
+        <w:rFonts w:ascii="Wingdings" w:hAnsi="Wingdings" w:hint="default"/>
+        <w:sz w:val="20"/>
+      </w:rPr>
+    </w:lvl>
+    <w:lvl w:ilvl="6" w:tentative="1">
+      <w:start w:val="1"/>
+      <w:numFmt w:val="bullet"/>
+      <w:lvlText w:val=""/>
+      <w:lvlJc w:val="left"/>
+      <w:pPr>
+        <w:tabs>
+          <w:tab w:val="num" w:pos="5040"/>
+        </w:tabs>
+        <w:ind w:left="5040" w:hanging="360"/>
+      </w:pPr>
+      <w:rPr>
+        <w:rFonts w:ascii="Wingdings" w:hAnsi="Wingdings" w:hint="default"/>
+        <w:sz w:val="20"/>
+      </w:rPr>
+    </w:lvl>
+    <w:lvl w:ilvl="7" w:tentative="1">
+      <w:start w:val="1"/>
+      <w:numFmt w:val="bullet"/>
+      <w:lvlText w:val=""/>
+      <w:lvlJc w:val="left"/>
+      <w:pPr>
+        <w:tabs>
+          <w:tab w:val="num" w:pos="5760"/>
+        </w:tabs>
+        <w:ind w:left="5760" w:hanging="360"/>
+      </w:pPr>
+      <w:rPr>
+        <w:rFonts w:ascii="Wingdings" w:hAnsi="Wingdings" w:hint="default"/>
+        <w:sz w:val="20"/>
+      </w:rPr>
+    </w:lvl>
+    <w:lvl w:ilvl="8" w:tentative="1">
+      <w:start w:val="1"/>
+      <w:numFmt w:val="bullet"/>
+      <w:lvlText w:val=""/>
+      <w:lvlJc w:val="left"/>
+      <w:pPr>
+        <w:tabs>
+          <w:tab w:val="num" w:pos="6480"/>
+        </w:tabs>
+        <w:ind w:left="6480" w:hanging="360"/>
+      </w:pPr>
+      <w:rPr>
+        <w:rFonts w:ascii="Wingdings" w:hAnsi="Wingdings" w:hint="default"/>
+        <w:sz w:val="20"/>
+      </w:rPr>
+    </w:lvl>
+  </w:abstractNum>
+  <w:abstractNum w:abstractNumId="1" w15:restartNumberingAfterBreak="0">
+    <w:nsid w:val="18511AE4"/>
+    <w:multiLevelType w:val="multilevel"/>
+    <w:tmpl w:val="8346764A"/>
+    <w:lvl w:ilvl="0">
+      <w:start w:val="1"/>
+      <w:numFmt w:val="bullet"/>
+      <w:lvlText w:val=""/>
+      <w:lvlJc w:val="left"/>
+      <w:pPr>
+        <w:tabs>
+          <w:tab w:val="num" w:pos="720"/>
+        </w:tabs>
+        <w:ind w:left="720" w:hanging="360"/>
+      </w:pPr>
+      <w:rPr>
+        <w:rFonts w:ascii="Symbol" w:hAnsi="Symbol" w:hint="default"/>
+        <w:sz w:val="20"/>
+      </w:rPr>
+    </w:lvl>
+    <w:lvl w:ilvl="1" w:tentative="1">
+      <w:start w:val="1"/>
+      <w:numFmt w:val="bullet"/>
+      <w:lvlText w:val="o"/>
+      <w:lvlJc w:val="left"/>
+      <w:pPr>
+        <w:tabs>
+          <w:tab w:val="num" w:pos="1440"/>
+        </w:tabs>
+        <w:ind w:left="1440" w:hanging="360"/>
+      </w:pPr>
+      <w:rPr>
+        <w:rFonts w:ascii="Courier New" w:hAnsi="Courier New" w:hint="default"/>
+        <w:sz w:val="20"/>
+      </w:rPr>
+    </w:lvl>
+    <w:lvl w:ilvl="2" w:tentative="1">
+      <w:start w:val="1"/>
+      <w:numFmt w:val="bullet"/>
+      <w:lvlText w:val=""/>
+      <w:lvlJc w:val="left"/>
+      <w:pPr>
+        <w:tabs>
+          <w:tab w:val="num" w:pos="2160"/>
+        </w:tabs>
+        <w:ind w:left="2160" w:hanging="360"/>
+      </w:pPr>
+      <w:rPr>
+        <w:rFonts w:ascii="Wingdings" w:hAnsi="Wingdings" w:hint="default"/>
+        <w:sz w:val="20"/>
+      </w:rPr>
+    </w:lvl>
+    <w:lvl w:ilvl="3" w:tentative="1">
+      <w:start w:val="1"/>
+      <w:numFmt w:val="bullet"/>
+      <w:lvlText w:val=""/>
+      <w:lvlJc w:val="left"/>
+      <w:pPr>
+        <w:tabs>
+          <w:tab w:val="num" w:pos="2880"/>
+        </w:tabs>
+        <w:ind w:left="2880" w:hanging="360"/>
+      </w:pPr>
+      <w:rPr>
+        <w:rFonts w:ascii="Wingdings" w:hAnsi="Wingdings" w:hint="default"/>
+        <w:sz w:val="20"/>
+      </w:rPr>
+    </w:lvl>
+    <w:lvl w:ilvl="4" w:tentative="1">
+      <w:start w:val="1"/>
+      <w:numFmt w:val="bullet"/>
+      <w:lvlText w:val=""/>
+      <w:lvlJc w:val="left"/>
+      <w:pPr>
+        <w:tabs>
+          <w:tab w:val="num" w:pos="3600"/>
+        </w:tabs>
+        <w:ind w:left="3600" w:hanging="360"/>
+      </w:pPr>
+      <w:rPr>
+        <w:rFonts w:ascii="Wingdings" w:hAnsi="Wingdings" w:hint="default"/>
+        <w:sz w:val="20"/>
+      </w:rPr>
+    </w:lvl>
+    <w:lvl w:ilvl="5" w:tentative="1">
+      <w:start w:val="1"/>
+      <w:numFmt w:val="bullet"/>
+      <w:lvlText w:val=""/>
+      <w:lvlJc w:val="left"/>
+      <w:pPr>
+        <w:tabs>
+          <w:tab w:val="num" w:pos="4320"/>
+        </w:tabs>
+        <w:ind w:left="4320" w:hanging="360"/>
+      </w:pPr>
+      <w:rPr>
+        <w:rFonts w:ascii="Wingdings" w:hAnsi="Wingdings" w:hint="default"/>
+        <w:sz w:val="20"/>
+      </w:rPr>
+    </w:lvl>
+    <w:lvl w:ilvl="6" w:tentative="1">
+      <w:start w:val="1"/>
+      <w:numFmt w:val="bullet"/>
+      <w:lvlText w:val=""/>
+      <w:lvlJc w:val="left"/>
+      <w:pPr>
+        <w:tabs>
+          <w:tab w:val="num" w:pos="5040"/>
+        </w:tabs>
+        <w:ind w:left="5040" w:hanging="360"/>
+      </w:pPr>
+      <w:rPr>
+        <w:rFonts w:ascii="Wingdings" w:hAnsi="Wingdings" w:hint="default"/>
+        <w:sz w:val="20"/>
+      </w:rPr>
+    </w:lvl>
+    <w:lvl w:ilvl="7" w:tentative="1">
+      <w:start w:val="1"/>
+      <w:numFmt w:val="bullet"/>
+      <w:lvlText w:val=""/>
+      <w:lvlJc w:val="left"/>
+      <w:pPr>
+        <w:tabs>
+          <w:tab w:val="num" w:pos="5760"/>
+        </w:tabs>
+        <w:ind w:left="5760" w:hanging="360"/>
+      </w:pPr>
+      <w:rPr>
+        <w:rFonts w:ascii="Wingdings" w:hAnsi="Wingdings" w:hint="default"/>
+        <w:sz w:val="20"/>
+      </w:rPr>
+    </w:lvl>
+    <w:lvl w:ilvl="8" w:tentative="1">
+      <w:start w:val="1"/>
+      <w:numFmt w:val="bullet"/>
+      <w:lvlText w:val=""/>
+      <w:lvlJc w:val="left"/>
+      <w:pPr>
+        <w:tabs>
+          <w:tab w:val="num" w:pos="6480"/>
+        </w:tabs>
+        <w:ind w:left="6480" w:hanging="360"/>
+      </w:pPr>
+      <w:rPr>
+        <w:rFonts w:ascii="Wingdings" w:hAnsi="Wingdings" w:hint="default"/>
+        <w:sz w:val="20"/>
+      </w:rPr>
+    </w:lvl>
+  </w:abstractNum>
+  <w:abstractNum w:abstractNumId="2" w15:restartNumberingAfterBreak="0">
     <w:nsid w:val="1DC412F2"/>
     <w:multiLevelType w:val="multilevel"/>
     <w:tmpl w:val="EBA24C10"/>
@@ -5278,7 +6346,7 @@
       </w:pPr>
     </w:lvl>
   </w:abstractNum>
-  <w:abstractNum w:abstractNumId="1" w15:restartNumberingAfterBreak="0">
+  <w:abstractNum w:abstractNumId="3" w15:restartNumberingAfterBreak="0">
     <w:nsid w:val="1DE75899"/>
     <w:multiLevelType w:val="multilevel"/>
     <w:tmpl w:val="6986AF30"/>
@@ -5391,7 +6459,7 @@
       </w:pPr>
     </w:lvl>
   </w:abstractNum>
-  <w:abstractNum w:abstractNumId="2" w15:restartNumberingAfterBreak="0">
+  <w:abstractNum w:abstractNumId="4" w15:restartNumberingAfterBreak="0">
     <w:nsid w:val="243C40B8"/>
     <w:multiLevelType w:val="multilevel"/>
     <w:tmpl w:val="053C24EA"/>
@@ -5540,7 +6608,7 @@
       </w:rPr>
     </w:lvl>
   </w:abstractNum>
-  <w:abstractNum w:abstractNumId="3" w15:restartNumberingAfterBreak="0">
+  <w:abstractNum w:abstractNumId="5" w15:restartNumberingAfterBreak="0">
     <w:nsid w:val="297763EE"/>
     <w:multiLevelType w:val="multilevel"/>
     <w:tmpl w:val="CD641D28"/>
@@ -5653,7 +6721,305 @@
       </w:pPr>
     </w:lvl>
   </w:abstractNum>
-  <w:abstractNum w:abstractNumId="4" w15:restartNumberingAfterBreak="0">
+  <w:abstractNum w:abstractNumId="6" w15:restartNumberingAfterBreak="0">
+    <w:nsid w:val="3AD0097F"/>
+    <w:multiLevelType w:val="multilevel"/>
+    <w:tmpl w:val="DCD43BAE"/>
+    <w:lvl w:ilvl="0">
+      <w:start w:val="1"/>
+      <w:numFmt w:val="bullet"/>
+      <w:lvlText w:val=""/>
+      <w:lvlJc w:val="left"/>
+      <w:pPr>
+        <w:tabs>
+          <w:tab w:val="num" w:pos="720"/>
+        </w:tabs>
+        <w:ind w:left="720" w:hanging="360"/>
+      </w:pPr>
+      <w:rPr>
+        <w:rFonts w:ascii="Symbol" w:hAnsi="Symbol" w:hint="default"/>
+        <w:sz w:val="20"/>
+      </w:rPr>
+    </w:lvl>
+    <w:lvl w:ilvl="1" w:tentative="1">
+      <w:start w:val="1"/>
+      <w:numFmt w:val="bullet"/>
+      <w:lvlText w:val="o"/>
+      <w:lvlJc w:val="left"/>
+      <w:pPr>
+        <w:tabs>
+          <w:tab w:val="num" w:pos="1440"/>
+        </w:tabs>
+        <w:ind w:left="1440" w:hanging="360"/>
+      </w:pPr>
+      <w:rPr>
+        <w:rFonts w:ascii="Courier New" w:hAnsi="Courier New" w:hint="default"/>
+        <w:sz w:val="20"/>
+      </w:rPr>
+    </w:lvl>
+    <w:lvl w:ilvl="2" w:tentative="1">
+      <w:start w:val="1"/>
+      <w:numFmt w:val="bullet"/>
+      <w:lvlText w:val=""/>
+      <w:lvlJc w:val="left"/>
+      <w:pPr>
+        <w:tabs>
+          <w:tab w:val="num" w:pos="2160"/>
+        </w:tabs>
+        <w:ind w:left="2160" w:hanging="360"/>
+      </w:pPr>
+      <w:rPr>
+        <w:rFonts w:ascii="Wingdings" w:hAnsi="Wingdings" w:hint="default"/>
+        <w:sz w:val="20"/>
+      </w:rPr>
+    </w:lvl>
+    <w:lvl w:ilvl="3" w:tentative="1">
+      <w:start w:val="1"/>
+      <w:numFmt w:val="bullet"/>
+      <w:lvlText w:val=""/>
+      <w:lvlJc w:val="left"/>
+      <w:pPr>
+        <w:tabs>
+          <w:tab w:val="num" w:pos="2880"/>
+        </w:tabs>
+        <w:ind w:left="2880" w:hanging="360"/>
+      </w:pPr>
+      <w:rPr>
+        <w:rFonts w:ascii="Wingdings" w:hAnsi="Wingdings" w:hint="default"/>
+        <w:sz w:val="20"/>
+      </w:rPr>
+    </w:lvl>
+    <w:lvl w:ilvl="4" w:tentative="1">
+      <w:start w:val="1"/>
+      <w:numFmt w:val="bullet"/>
+      <w:lvlText w:val=""/>
+      <w:lvlJc w:val="left"/>
+      <w:pPr>
+        <w:tabs>
+          <w:tab w:val="num" w:pos="3600"/>
+        </w:tabs>
+        <w:ind w:left="3600" w:hanging="360"/>
+      </w:pPr>
+      <w:rPr>
+        <w:rFonts w:ascii="Wingdings" w:hAnsi="Wingdings" w:hint="default"/>
+        <w:sz w:val="20"/>
+      </w:rPr>
+    </w:lvl>
+    <w:lvl w:ilvl="5" w:tentative="1">
+      <w:start w:val="1"/>
+      <w:numFmt w:val="bullet"/>
+      <w:lvlText w:val=""/>
+      <w:lvlJc w:val="left"/>
+      <w:pPr>
+        <w:tabs>
+          <w:tab w:val="num" w:pos="4320"/>
+        </w:tabs>
+        <w:ind w:left="4320" w:hanging="360"/>
+      </w:pPr>
+      <w:rPr>
+        <w:rFonts w:ascii="Wingdings" w:hAnsi="Wingdings" w:hint="default"/>
+        <w:sz w:val="20"/>
+      </w:rPr>
+    </w:lvl>
+    <w:lvl w:ilvl="6" w:tentative="1">
+      <w:start w:val="1"/>
+      <w:numFmt w:val="bullet"/>
+      <w:lvlText w:val=""/>
+      <w:lvlJc w:val="left"/>
+      <w:pPr>
+        <w:tabs>
+          <w:tab w:val="num" w:pos="5040"/>
+        </w:tabs>
+        <w:ind w:left="5040" w:hanging="360"/>
+      </w:pPr>
+      <w:rPr>
+        <w:rFonts w:ascii="Wingdings" w:hAnsi="Wingdings" w:hint="default"/>
+        <w:sz w:val="20"/>
+      </w:rPr>
+    </w:lvl>
+    <w:lvl w:ilvl="7" w:tentative="1">
+      <w:start w:val="1"/>
+      <w:numFmt w:val="bullet"/>
+      <w:lvlText w:val=""/>
+      <w:lvlJc w:val="left"/>
+      <w:pPr>
+        <w:tabs>
+          <w:tab w:val="num" w:pos="5760"/>
+        </w:tabs>
+        <w:ind w:left="5760" w:hanging="360"/>
+      </w:pPr>
+      <w:rPr>
+        <w:rFonts w:ascii="Wingdings" w:hAnsi="Wingdings" w:hint="default"/>
+        <w:sz w:val="20"/>
+      </w:rPr>
+    </w:lvl>
+    <w:lvl w:ilvl="8" w:tentative="1">
+      <w:start w:val="1"/>
+      <w:numFmt w:val="bullet"/>
+      <w:lvlText w:val=""/>
+      <w:lvlJc w:val="left"/>
+      <w:pPr>
+        <w:tabs>
+          <w:tab w:val="num" w:pos="6480"/>
+        </w:tabs>
+        <w:ind w:left="6480" w:hanging="360"/>
+      </w:pPr>
+      <w:rPr>
+        <w:rFonts w:ascii="Wingdings" w:hAnsi="Wingdings" w:hint="default"/>
+        <w:sz w:val="20"/>
+      </w:rPr>
+    </w:lvl>
+  </w:abstractNum>
+  <w:abstractNum w:abstractNumId="7" w15:restartNumberingAfterBreak="0">
+    <w:nsid w:val="5594653B"/>
+    <w:multiLevelType w:val="multilevel"/>
+    <w:tmpl w:val="B1E2D990"/>
+    <w:lvl w:ilvl="0">
+      <w:start w:val="1"/>
+      <w:numFmt w:val="bullet"/>
+      <w:lvlText w:val=""/>
+      <w:lvlJc w:val="left"/>
+      <w:pPr>
+        <w:tabs>
+          <w:tab w:val="num" w:pos="720"/>
+        </w:tabs>
+        <w:ind w:left="720" w:hanging="360"/>
+      </w:pPr>
+      <w:rPr>
+        <w:rFonts w:ascii="Symbol" w:hAnsi="Symbol" w:hint="default"/>
+        <w:sz w:val="20"/>
+      </w:rPr>
+    </w:lvl>
+    <w:lvl w:ilvl="1" w:tentative="1">
+      <w:start w:val="1"/>
+      <w:numFmt w:val="bullet"/>
+      <w:lvlText w:val="o"/>
+      <w:lvlJc w:val="left"/>
+      <w:pPr>
+        <w:tabs>
+          <w:tab w:val="num" w:pos="1440"/>
+        </w:tabs>
+        <w:ind w:left="1440" w:hanging="360"/>
+      </w:pPr>
+      <w:rPr>
+        <w:rFonts w:ascii="Courier New" w:hAnsi="Courier New" w:hint="default"/>
+        <w:sz w:val="20"/>
+      </w:rPr>
+    </w:lvl>
+    <w:lvl w:ilvl="2" w:tentative="1">
+      <w:start w:val="1"/>
+      <w:numFmt w:val="bullet"/>
+      <w:lvlText w:val=""/>
+      <w:lvlJc w:val="left"/>
+      <w:pPr>
+        <w:tabs>
+          <w:tab w:val="num" w:pos="2160"/>
+        </w:tabs>
+        <w:ind w:left="2160" w:hanging="360"/>
+      </w:pPr>
+      <w:rPr>
+        <w:rFonts w:ascii="Wingdings" w:hAnsi="Wingdings" w:hint="default"/>
+        <w:sz w:val="20"/>
+      </w:rPr>
+    </w:lvl>
+    <w:lvl w:ilvl="3" w:tentative="1">
+      <w:start w:val="1"/>
+      <w:numFmt w:val="bullet"/>
+      <w:lvlText w:val=""/>
+      <w:lvlJc w:val="left"/>
+      <w:pPr>
+        <w:tabs>
+          <w:tab w:val="num" w:pos="2880"/>
+        </w:tabs>
+        <w:ind w:left="2880" w:hanging="360"/>
+      </w:pPr>
+      <w:rPr>
+        <w:rFonts w:ascii="Wingdings" w:hAnsi="Wingdings" w:hint="default"/>
+        <w:sz w:val="20"/>
+      </w:rPr>
+    </w:lvl>
+    <w:lvl w:ilvl="4" w:tentative="1">
+      <w:start w:val="1"/>
+      <w:numFmt w:val="bullet"/>
+      <w:lvlText w:val=""/>
+      <w:lvlJc w:val="left"/>
+      <w:pPr>
+        <w:tabs>
+          <w:tab w:val="num" w:pos="3600"/>
+        </w:tabs>
+        <w:ind w:left="3600" w:hanging="360"/>
+      </w:pPr>
+      <w:rPr>
+        <w:rFonts w:ascii="Wingdings" w:hAnsi="Wingdings" w:hint="default"/>
+        <w:sz w:val="20"/>
+      </w:rPr>
+    </w:lvl>
+    <w:lvl w:ilvl="5" w:tentative="1">
+      <w:start w:val="1"/>
+      <w:numFmt w:val="bullet"/>
+      <w:lvlText w:val=""/>
+      <w:lvlJc w:val="left"/>
+      <w:pPr>
+        <w:tabs>
+          <w:tab w:val="num" w:pos="4320"/>
+        </w:tabs>
+        <w:ind w:left="4320" w:hanging="360"/>
+      </w:pPr>
+      <w:rPr>
+        <w:rFonts w:ascii="Wingdings" w:hAnsi="Wingdings" w:hint="default"/>
+        <w:sz w:val="20"/>
+      </w:rPr>
+    </w:lvl>
+    <w:lvl w:ilvl="6" w:tentative="1">
+      <w:start w:val="1"/>
+      <w:numFmt w:val="bullet"/>
+      <w:lvlText w:val=""/>
+      <w:lvlJc w:val="left"/>
+      <w:pPr>
+        <w:tabs>
+          <w:tab w:val="num" w:pos="5040"/>
+        </w:tabs>
+        <w:ind w:left="5040" w:hanging="360"/>
+      </w:pPr>
+      <w:rPr>
+        <w:rFonts w:ascii="Wingdings" w:hAnsi="Wingdings" w:hint="default"/>
+        <w:sz w:val="20"/>
+      </w:rPr>
+    </w:lvl>
+    <w:lvl w:ilvl="7" w:tentative="1">
+      <w:start w:val="1"/>
+      <w:numFmt w:val="bullet"/>
+      <w:lvlText w:val=""/>
+      <w:lvlJc w:val="left"/>
+      <w:pPr>
+        <w:tabs>
+          <w:tab w:val="num" w:pos="5760"/>
+        </w:tabs>
+        <w:ind w:left="5760" w:hanging="360"/>
+      </w:pPr>
+      <w:rPr>
+        <w:rFonts w:ascii="Wingdings" w:hAnsi="Wingdings" w:hint="default"/>
+        <w:sz w:val="20"/>
+      </w:rPr>
+    </w:lvl>
+    <w:lvl w:ilvl="8" w:tentative="1">
+      <w:start w:val="1"/>
+      <w:numFmt w:val="bullet"/>
+      <w:lvlText w:val=""/>
+      <w:lvlJc w:val="left"/>
+      <w:pPr>
+        <w:tabs>
+          <w:tab w:val="num" w:pos="6480"/>
+        </w:tabs>
+        <w:ind w:left="6480" w:hanging="360"/>
+      </w:pPr>
+      <w:rPr>
+        <w:rFonts w:ascii="Wingdings" w:hAnsi="Wingdings" w:hint="default"/>
+        <w:sz w:val="20"/>
+      </w:rPr>
+    </w:lvl>
+  </w:abstractNum>
+  <w:abstractNum w:abstractNumId="8" w15:restartNumberingAfterBreak="0">
     <w:nsid w:val="5DB11BC1"/>
     <w:multiLevelType w:val="multilevel"/>
     <w:tmpl w:val="BE0A1600"/>
@@ -5766,7 +7132,156 @@
       </w:pPr>
     </w:lvl>
   </w:abstractNum>
-  <w:abstractNum w:abstractNumId="5" w15:restartNumberingAfterBreak="0">
+  <w:abstractNum w:abstractNumId="9" w15:restartNumberingAfterBreak="0">
+    <w:nsid w:val="675A45C1"/>
+    <w:multiLevelType w:val="multilevel"/>
+    <w:tmpl w:val="636A7852"/>
+    <w:lvl w:ilvl="0">
+      <w:start w:val="1"/>
+      <w:numFmt w:val="bullet"/>
+      <w:lvlText w:val=""/>
+      <w:lvlJc w:val="left"/>
+      <w:pPr>
+        <w:tabs>
+          <w:tab w:val="num" w:pos="720"/>
+        </w:tabs>
+        <w:ind w:left="720" w:hanging="360"/>
+      </w:pPr>
+      <w:rPr>
+        <w:rFonts w:ascii="Symbol" w:hAnsi="Symbol" w:hint="default"/>
+        <w:sz w:val="20"/>
+      </w:rPr>
+    </w:lvl>
+    <w:lvl w:ilvl="1" w:tentative="1">
+      <w:start w:val="1"/>
+      <w:numFmt w:val="bullet"/>
+      <w:lvlText w:val="o"/>
+      <w:lvlJc w:val="left"/>
+      <w:pPr>
+        <w:tabs>
+          <w:tab w:val="num" w:pos="1440"/>
+        </w:tabs>
+        <w:ind w:left="1440" w:hanging="360"/>
+      </w:pPr>
+      <w:rPr>
+        <w:rFonts w:ascii="Courier New" w:hAnsi="Courier New" w:hint="default"/>
+        <w:sz w:val="20"/>
+      </w:rPr>
+    </w:lvl>
+    <w:lvl w:ilvl="2" w:tentative="1">
+      <w:start w:val="1"/>
+      <w:numFmt w:val="bullet"/>
+      <w:lvlText w:val=""/>
+      <w:lvlJc w:val="left"/>
+      <w:pPr>
+        <w:tabs>
+          <w:tab w:val="num" w:pos="2160"/>
+        </w:tabs>
+        <w:ind w:left="2160" w:hanging="360"/>
+      </w:pPr>
+      <w:rPr>
+        <w:rFonts w:ascii="Wingdings" w:hAnsi="Wingdings" w:hint="default"/>
+        <w:sz w:val="20"/>
+      </w:rPr>
+    </w:lvl>
+    <w:lvl w:ilvl="3" w:tentative="1">
+      <w:start w:val="1"/>
+      <w:numFmt w:val="bullet"/>
+      <w:lvlText w:val=""/>
+      <w:lvlJc w:val="left"/>
+      <w:pPr>
+        <w:tabs>
+          <w:tab w:val="num" w:pos="2880"/>
+        </w:tabs>
+        <w:ind w:left="2880" w:hanging="360"/>
+      </w:pPr>
+      <w:rPr>
+        <w:rFonts w:ascii="Wingdings" w:hAnsi="Wingdings" w:hint="default"/>
+        <w:sz w:val="20"/>
+      </w:rPr>
+    </w:lvl>
+    <w:lvl w:ilvl="4" w:tentative="1">
+      <w:start w:val="1"/>
+      <w:numFmt w:val="bullet"/>
+      <w:lvlText w:val=""/>
+      <w:lvlJc w:val="left"/>
+      <w:pPr>
+        <w:tabs>
+          <w:tab w:val="num" w:pos="3600"/>
+        </w:tabs>
+        <w:ind w:left="3600" w:hanging="360"/>
+      </w:pPr>
+      <w:rPr>
+        <w:rFonts w:ascii="Wingdings" w:hAnsi="Wingdings" w:hint="default"/>
+        <w:sz w:val="20"/>
+      </w:rPr>
+    </w:lvl>
+    <w:lvl w:ilvl="5" w:tentative="1">
+      <w:start w:val="1"/>
+      <w:numFmt w:val="bullet"/>
+      <w:lvlText w:val=""/>
+      <w:lvlJc w:val="left"/>
+      <w:pPr>
+        <w:tabs>
+          <w:tab w:val="num" w:pos="4320"/>
+        </w:tabs>
+        <w:ind w:left="4320" w:hanging="360"/>
+      </w:pPr>
+      <w:rPr>
+        <w:rFonts w:ascii="Wingdings" w:hAnsi="Wingdings" w:hint="default"/>
+        <w:sz w:val="20"/>
+      </w:rPr>
+    </w:lvl>
+    <w:lvl w:ilvl="6" w:tentative="1">
+      <w:start w:val="1"/>
+      <w:numFmt w:val="bullet"/>
+      <w:lvlText w:val=""/>
+      <w:lvlJc w:val="left"/>
+      <w:pPr>
+        <w:tabs>
+          <w:tab w:val="num" w:pos="5040"/>
+        </w:tabs>
+        <w:ind w:left="5040" w:hanging="360"/>
+      </w:pPr>
+      <w:rPr>
+        <w:rFonts w:ascii="Wingdings" w:hAnsi="Wingdings" w:hint="default"/>
+        <w:sz w:val="20"/>
+      </w:rPr>
+    </w:lvl>
+    <w:lvl w:ilvl="7" w:tentative="1">
+      <w:start w:val="1"/>
+      <w:numFmt w:val="bullet"/>
+      <w:lvlText w:val=""/>
+      <w:lvlJc w:val="left"/>
+      <w:pPr>
+        <w:tabs>
+          <w:tab w:val="num" w:pos="5760"/>
+        </w:tabs>
+        <w:ind w:left="5760" w:hanging="360"/>
+      </w:pPr>
+      <w:rPr>
+        <w:rFonts w:ascii="Wingdings" w:hAnsi="Wingdings" w:hint="default"/>
+        <w:sz w:val="20"/>
+      </w:rPr>
+    </w:lvl>
+    <w:lvl w:ilvl="8" w:tentative="1">
+      <w:start w:val="1"/>
+      <w:numFmt w:val="bullet"/>
+      <w:lvlText w:val=""/>
+      <w:lvlJc w:val="left"/>
+      <w:pPr>
+        <w:tabs>
+          <w:tab w:val="num" w:pos="6480"/>
+        </w:tabs>
+        <w:ind w:left="6480" w:hanging="360"/>
+      </w:pPr>
+      <w:rPr>
+        <w:rFonts w:ascii="Wingdings" w:hAnsi="Wingdings" w:hint="default"/>
+        <w:sz w:val="20"/>
+      </w:rPr>
+    </w:lvl>
+  </w:abstractNum>
+  <w:abstractNum w:abstractNumId="10" w15:restartNumberingAfterBreak="0">
     <w:nsid w:val="730E2853"/>
     <w:multiLevelType w:val="multilevel"/>
     <w:tmpl w:val="48821EE6"/>
@@ -5880,13 +7395,13 @@
     </w:lvl>
   </w:abstractNum>
   <w:num w:numId="1" w16cid:durableId="26375499">
+    <w:abstractNumId w:val="5"/>
+  </w:num>
+  <w:num w:numId="2" w16cid:durableId="1018577775">
     <w:abstractNumId w:val="3"/>
   </w:num>
-  <w:num w:numId="2" w16cid:durableId="1018577775">
-    <w:abstractNumId w:val="1"/>
-  </w:num>
   <w:num w:numId="3" w16cid:durableId="209532732">
-    <w:abstractNumId w:val="1"/>
+    <w:abstractNumId w:val="3"/>
     <w:lvlOverride w:ilvl="0">
       <w:lvl w:ilvl="0">
         <w:numFmt w:val="decimal"/>
@@ -5896,16 +7411,31 @@
     </w:lvlOverride>
   </w:num>
   <w:num w:numId="4" w16cid:durableId="1074745945">
+    <w:abstractNumId w:val="2"/>
+  </w:num>
+  <w:num w:numId="5" w16cid:durableId="1610769563">
+    <w:abstractNumId w:val="10"/>
+  </w:num>
+  <w:num w:numId="6" w16cid:durableId="759374780">
+    <w:abstractNumId w:val="8"/>
+  </w:num>
+  <w:num w:numId="7" w16cid:durableId="1077945071">
+    <w:abstractNumId w:val="4"/>
+  </w:num>
+  <w:num w:numId="8" w16cid:durableId="2002853466">
+    <w:abstractNumId w:val="7"/>
+  </w:num>
+  <w:num w:numId="9" w16cid:durableId="1224291571">
+    <w:abstractNumId w:val="1"/>
+  </w:num>
+  <w:num w:numId="10" w16cid:durableId="193732475">
     <w:abstractNumId w:val="0"/>
   </w:num>
-  <w:num w:numId="5" w16cid:durableId="1610769563">
-    <w:abstractNumId w:val="5"/>
+  <w:num w:numId="11" w16cid:durableId="666254104">
+    <w:abstractNumId w:val="9"/>
   </w:num>
-  <w:num w:numId="6" w16cid:durableId="759374780">
-    <w:abstractNumId w:val="4"/>
-  </w:num>
-  <w:num w:numId="7" w16cid:durableId="1077945071">
-    <w:abstractNumId w:val="2"/>
+  <w:num w:numId="12" w16cid:durableId="1851139105">
+    <w:abstractNumId w:val="6"/>
   </w:num>
 </w:numbering>
 </file>
@@ -6524,7 +8054,6 @@
   <w:style w:type="character" w:default="1" w:styleId="DefaultParagraphFont">
     <w:name w:val="Default Paragraph Font"/>
     <w:uiPriority w:val="1"/>
-    <w:semiHidden/>
     <w:unhideWhenUsed/>
   </w:style>
   <w:style w:type="table" w:default="1" w:styleId="TableNormal">
